--- a/lessons/7-7/downloads/7-7-notes-teacher-l2.docx
+++ b/lessons/7-7/downloads/7-7-notes-teacher-l2.docx
@@ -1037,6 +1037,160 @@
         </w:tc>
       </w:tr>
     </w:tbl>
+    <w:tbl>
+      <w:tblPr>
+        <w:tblW w:type="pct" w:w="100%"/>
+        <w:tblBorders>
+          <w:top w:val="none" w:color="FFFFFF" w:sz="0"/>
+          <w:left w:val="none" w:color="FFFFFF" w:sz="0"/>
+          <w:bottom w:val="single" w:color="C7D2DD" w:sz="4"/>
+          <w:right w:val="none" w:color="FFFFFF" w:sz="0"/>
+          <w:insideH w:val="none" w:color="FFFFFF" w:sz="0"/>
+          <w:insideV w:val="none" w:color="FFFFFF" w:sz="0"/>
+        </w:tblBorders>
+      </w:tblPr>
+      <w:tblGrid>
+        <w:gridCol w:w="1800"/>
+        <w:gridCol w:w="7560"/>
+      </w:tblGrid>
+      <w:tr>
+        <w:trPr>
+          <w:cantSplit/>
+        </w:trPr>
+        <w:tc>
+          <w:tcPr>
+            <w:tcW w:type="dxa" w:w="1800"/>
+            <w:tcMar>
+              <w:top w:type="dxa" w:w="100"/>
+              <w:left w:type="dxa" w:w="40"/>
+              <w:bottom w:type="dxa" w:w="100"/>
+              <w:right w:type="dxa" w:w="120"/>
+            </w:tcMar>
+            <w:vAlign w:val="center"/>
+          </w:tcPr>
+          <w:p>
+            <w:pPr>
+              <w:spacing w:after="0"/>
+              <w:jc w:val="center"/>
+            </w:pPr>
+            <w:r>
+              <w:drawing>
+                <wp:inline distT="0" distB="0" distL="0" distR="0">
+                  <wp:extent cx="1047750" cy="790575"/>
+                  <wp:effectExtent t="0" r="0" b="0" l="0"/>
+                  <wp:docPr id="1" name="" descr="" title=""/>
+                  <wp:cNvGraphicFramePr>
+                    <a:graphicFrameLocks xmlns:a="http://schemas.openxmlformats.org/drawingml/2006/main" noChangeAspect="1"/>
+                  </wp:cNvGraphicFramePr>
+                  <a:graphic xmlns:a="http://schemas.openxmlformats.org/drawingml/2006/main">
+                    <a:graphicData uri="http://schemas.openxmlformats.org/drawingml/2006/picture">
+                      <pic:pic xmlns:pic="http://schemas.openxmlformats.org/drawingml/2006/picture">
+                        <pic:nvPicPr>
+                          <pic:cNvPr id="0" name="" descr=""/>
+                          <pic:cNvPicPr>
+                            <a:picLocks noChangeAspect="1" noChangeArrowheads="1"/>
+                          </pic:cNvPicPr>
+                        </pic:nvPicPr>
+                        <pic:blipFill>
+                          <a:blip r:embed="rId14" cstate="none"/>
+                          <a:srcRect/>
+                          <a:stretch>
+                            <a:fillRect/>
+                          </a:stretch>
+                        </pic:blipFill>
+                        <pic:spPr bwMode="auto">
+                          <a:xfrm>
+                            <a:off x="0" y="0"/>
+                            <a:ext cx="1047750" cy="790575"/>
+                          </a:xfrm>
+                          <a:prstGeom prst="rect">
+                            <a:avLst/>
+                          </a:prstGeom>
+                        </pic:spPr>
+                      </pic:pic>
+                    </a:graphicData>
+                  </a:graphic>
+                </wp:inline>
+              </w:drawing>
+            </w:r>
+          </w:p>
+        </w:tc>
+        <w:tc>
+          <w:tcPr>
+            <w:tcW w:type="dxa" w:w="7560"/>
+            <w:tcMar>
+              <w:top w:type="dxa" w:w="100"/>
+              <w:left w:type="dxa" w:w="40"/>
+              <w:bottom w:type="dxa" w:w="100"/>
+              <w:right w:type="dxa" w:w="40"/>
+            </w:tcMar>
+            <w:vAlign w:val="center"/>
+          </w:tcPr>
+          <w:p>
+            <w:pPr>
+              <w:spacing w:after="50"/>
+            </w:pPr>
+            <w:r>
+              <w:rPr>
+                <w:b/>
+                <w:bCs/>
+                <w:color w:val="12355B"/>
+                <w:sz w:val="24"/>
+                <w:szCs w:val="24"/>
+              </w:rPr>
+              <w:t xml:space="preserve">Side length</w:t>
+            </w:r>
+            <w:r>
+              <w:rPr>
+                <w:i/>
+                <w:iCs/>
+                <w:color w:val="5F6F80"/>
+                <w:sz w:val="19"/>
+                <w:szCs w:val="19"/>
+              </w:rPr>
+              <w:t xml:space="preserve">   Longitud del lado</w:t>
+            </w:r>
+          </w:p>
+          <w:p>
+            <w:pPr>
+              <w:spacing w:after="40"/>
+            </w:pPr>
+            <w:r>
+              <w:rPr>
+                <w:sz w:val="21"/>
+                <w:szCs w:val="21"/>
+              </w:rPr>
+              <w:t xml:space="preserve">The distance between two vertices that are joined by a side.</w:t>
+            </w:r>
+          </w:p>
+          <w:p>
+            <w:pPr>
+              <w:spacing w:after="0"/>
+            </w:pPr>
+            <w:r>
+              <w:rPr>
+                <w:b/>
+                <w:bCs/>
+                <w:color w:val="1FA6A2"/>
+                <w:sz w:val="18"/>
+                <w:szCs w:val="18"/>
+              </w:rPr>
+              <w:t xml:space="preserve">Example:  </w:t>
+            </w:r>
+            <w:r>
+              <w:rPr>
+                <w:i/>
+                <w:iCs/>
+                <w:color w:val="5F6F80"/>
+                <w:sz w:val="18"/>
+                <w:szCs w:val="18"/>
+              </w:rPr>
+              <w:t xml:space="preserve">Found with absolute value when the points share a coordinate.</w:t>
+            </w:r>
+          </w:p>
+        </w:tc>
+      </w:tr>
+    </w:tbl>
     <w:p>
       <w:pPr>
         <w:pStyle w:val="Heading1"/>
@@ -1125,7 +1279,7 @@
                 <w:sz w:val="21"/>
                 <w:szCs w:val="21"/>
               </w:rPr>
-              <w:t xml:space="preserve">vertex      •      polygon      •      perimeter      •      distance between vertices      •      scale</w:t>
+              <w:t xml:space="preserve">vertex      •      polygon      •      perimeter      •      distance between vertices      •      scale      •      Side length</w:t>
             </w:r>
           </w:p>
         </w:tc>
@@ -1322,6 +1476,43 @@
           <w:szCs w:val="22"/>
         </w:rPr>
         <w:t xml:space="preserve">What one grid unit stands for in the real situation is the </w:t>
+      </w:r>
+      <w:r>
+        <w:rPr>
+          <w:sz w:val="22"/>
+          <w:szCs w:val="22"/>
+        </w:rPr>
+        <w:t xml:space="preserve">________________</w:t>
+      </w:r>
+      <w:r>
+        <w:rPr>
+          <w:sz w:val="22"/>
+          <w:szCs w:val="22"/>
+        </w:rPr>
+        <w:t xml:space="preserve">.</w:t>
+      </w:r>
+    </w:p>
+    <w:p>
+      <w:pPr>
+        <w:keepLines/>
+        <w:spacing w:after="260" w:before="200"/>
+      </w:pPr>
+      <w:r>
+        <w:rPr>
+          <w:b/>
+          <w:bCs/>
+          <w:color w:val="12355B"/>
+          <w:sz w:val="22"/>
+          <w:szCs w:val="22"/>
+        </w:rPr>
+        <w:t xml:space="preserve">6.  </w:t>
+      </w:r>
+      <w:r>
+        <w:rPr>
+          <w:sz w:val="22"/>
+          <w:szCs w:val="22"/>
+        </w:rPr>
+        <w:t xml:space="preserve">The distance between two joined vertices is a </w:t>
       </w:r>
       <w:r>
         <w:rPr>
@@ -2325,7 +2516,7 @@
           <w:sz w:val="20"/>
           <w:szCs w:val="20"/>
         </w:rPr>
-        <w:t xml:space="preserve">A)  9.5 units</w:t>
+        <w:t xml:space="preserve">A)  0.5 units</w:t>
       </w:r>
     </w:p>
     <w:p>
@@ -2338,7 +2529,7 @@
           <w:sz w:val="20"/>
           <w:szCs w:val="20"/>
         </w:rPr>
-        <w:t xml:space="preserve">B)  0.5 units</w:t>
+        <w:t xml:space="preserve">B)  1.5 units</w:t>
       </w:r>
     </w:p>
     <w:p>
@@ -2364,7 +2555,7 @@
           <w:sz w:val="20"/>
           <w:szCs w:val="20"/>
         </w:rPr>
-        <w:t xml:space="preserve">D)  1.5 units</w:t>
+        <w:t xml:space="preserve">D)  9.5 units</w:t>
       </w:r>
     </w:p>
     <w:p>
@@ -2410,7 +2601,7 @@
           <w:sz w:val="21"/>
           <w:szCs w:val="21"/>
         </w:rPr>
-        <w:t xml:space="preserve">A. 9.5 units</w:t>
+        <w:t xml:space="preserve">D. 9.5 units</w:t>
       </w:r>
     </w:p>
     <w:p>
@@ -2493,7 +2684,7 @@
           <w:sz w:val="20"/>
           <w:szCs w:val="20"/>
         </w:rPr>
-        <w:t xml:space="preserve">A)  6.75 units</w:t>
+        <w:t xml:space="preserve">A)  0.75 units</w:t>
       </w:r>
     </w:p>
     <w:p>
@@ -2506,7 +2697,7 @@
           <w:sz w:val="20"/>
           <w:szCs w:val="20"/>
         </w:rPr>
-        <w:t xml:space="preserve">B)  0.75 units</w:t>
+        <w:t xml:space="preserve">B)  5 units</w:t>
       </w:r>
     </w:p>
     <w:p>
@@ -2519,7 +2710,7 @@
           <w:sz w:val="20"/>
           <w:szCs w:val="20"/>
         </w:rPr>
-        <w:t xml:space="preserve">C)  5 units</w:t>
+        <w:t xml:space="preserve">C)  6.75 units</w:t>
       </w:r>
     </w:p>
     <w:p>
@@ -3262,7 +3453,7 @@
           <w:sz w:val="20"/>
           <w:szCs w:val="20"/>
         </w:rPr>
-        <w:t xml:space="preserve">A)  300 feet</w:t>
+        <w:t xml:space="preserve">A)  3 feet</w:t>
       </w:r>
     </w:p>
     <w:p>
@@ -3275,7 +3466,7 @@
           <w:sz w:val="20"/>
           <w:szCs w:val="20"/>
         </w:rPr>
-        <w:t xml:space="preserve">B)  3 feet</w:t>
+        <w:t xml:space="preserve">B)  30 feet</w:t>
       </w:r>
     </w:p>
     <w:p>
@@ -3301,7 +3492,7 @@
           <w:sz w:val="20"/>
           <w:szCs w:val="20"/>
         </w:rPr>
-        <w:t xml:space="preserve">D)  30 feet</w:t>
+        <w:t xml:space="preserve">D)  300 feet</w:t>
       </w:r>
     </w:p>
     <w:p>
@@ -3392,7 +3583,7 @@
           <w:sz w:val="20"/>
           <w:szCs w:val="20"/>
         </w:rPr>
-        <w:t xml:space="preserve">A)  800 feet</w:t>
+        <w:t xml:space="preserve">A)  720 feet</w:t>
       </w:r>
     </w:p>
     <w:p>
@@ -3405,7 +3596,7 @@
           <w:sz w:val="20"/>
           <w:szCs w:val="20"/>
         </w:rPr>
-        <w:t xml:space="preserve">B)  80,000 feet</w:t>
+        <w:t xml:space="preserve">B)  800 feet</w:t>
       </w:r>
     </w:p>
     <w:p>
@@ -3418,7 +3609,7 @@
           <w:sz w:val="20"/>
           <w:szCs w:val="20"/>
         </w:rPr>
-        <w:t xml:space="preserve">C)  720 feet</w:t>
+        <w:t xml:space="preserve">C)  80,000 feet</w:t>
       </w:r>
     </w:p>
     <w:p>
@@ -3522,7 +3713,7 @@
           <w:sz w:val="20"/>
           <w:szCs w:val="20"/>
         </w:rPr>
-        <w:t xml:space="preserve">A)  8 units</w:t>
+        <w:t xml:space="preserve">A)  0.8 units</w:t>
       </w:r>
     </w:p>
     <w:p>
@@ -3535,7 +3726,7 @@
           <w:sz w:val="20"/>
           <w:szCs w:val="20"/>
         </w:rPr>
-        <w:t xml:space="preserve">B)  80 units</w:t>
+        <w:t xml:space="preserve">B)  8 units</w:t>
       </w:r>
     </w:p>
     <w:p>
@@ -3548,7 +3739,7 @@
           <w:sz w:val="20"/>
           <w:szCs w:val="20"/>
         </w:rPr>
-        <w:t xml:space="preserve">C)  800 units</w:t>
+        <w:t xml:space="preserve">C)  80 units</w:t>
       </w:r>
     </w:p>
     <w:p>
@@ -3561,7 +3752,7 @@
           <w:sz w:val="20"/>
           <w:szCs w:val="20"/>
         </w:rPr>
-        <w:t xml:space="preserve">D)  0.8 units</w:t>
+        <w:t xml:space="preserve">D)  800 units</w:t>
       </w:r>
     </w:p>
     <w:p>
@@ -3678,7 +3869,7 @@
           <w:sz w:val="20"/>
           <w:szCs w:val="20"/>
         </w:rPr>
-        <w:t xml:space="preserve">C)  (10, 4) and (13, 4)</w:t>
+        <w:t xml:space="preserve">C)  (2, -8) and (5, -8)</w:t>
       </w:r>
     </w:p>
     <w:p>
@@ -3691,7 +3882,7 @@
           <w:sz w:val="20"/>
           <w:szCs w:val="20"/>
         </w:rPr>
-        <w:t xml:space="preserve">D)  (2, -8) and (5, -8)</w:t>
+        <w:t xml:space="preserve">D)  (10, 4) and (13, 4)</w:t>
       </w:r>
     </w:p>
     <w:p>
@@ -3782,7 +3973,7 @@
           <w:sz w:val="20"/>
           <w:szCs w:val="20"/>
         </w:rPr>
-        <w:t xml:space="preserve">A)  20 units</w:t>
+        <w:t xml:space="preserve">A)  10 units</w:t>
       </w:r>
     </w:p>
     <w:p>
@@ -3795,7 +3986,7 @@
           <w:sz w:val="20"/>
           <w:szCs w:val="20"/>
         </w:rPr>
-        <w:t xml:space="preserve">B)  10 units</w:t>
+        <w:t xml:space="preserve">B)  13 units</w:t>
       </w:r>
     </w:p>
     <w:p>
@@ -3808,7 +3999,7 @@
           <w:sz w:val="20"/>
           <w:szCs w:val="20"/>
         </w:rPr>
-        <w:t xml:space="preserve">C)  21 units</w:t>
+        <w:t xml:space="preserve">C)  20 units</w:t>
       </w:r>
     </w:p>
     <w:p>
@@ -3821,7 +4012,7 @@
           <w:sz w:val="20"/>
           <w:szCs w:val="20"/>
         </w:rPr>
-        <w:t xml:space="preserve">D)  13 units</w:t>
+        <w:t xml:space="preserve">D)  21 units</w:t>
       </w:r>
     </w:p>
     <w:p>
@@ -4031,7 +4222,7 @@
           <w:sz w:val="21"/>
           <w:szCs w:val="21"/>
         </w:rPr>
-        <w:t xml:space="preserve">A)  18 units</w:t>
+        <w:t xml:space="preserve">A)  6 units</w:t>
       </w:r>
     </w:p>
     <w:p>
@@ -4057,7 +4248,7 @@
           <w:sz w:val="21"/>
           <w:szCs w:val="21"/>
         </w:rPr>
-        <w:t xml:space="preserve">C)  6 units</w:t>
+        <w:t xml:space="preserve">C)  18 units</w:t>
       </w:r>
     </w:p>
     <w:p>
@@ -4241,6 +4432,27 @@
     </w:p>
     <w:p>
       <w:pPr>
+        <w:spacing w:after="80"/>
+      </w:pPr>
+      <w:r>
+        <w:rPr>
+          <w:b/>
+          <w:bCs/>
+          <w:sz w:val="21"/>
+          <w:szCs w:val="21"/>
+        </w:rPr>
+        <w:t xml:space="preserve">Notes 6:  </w:t>
+      </w:r>
+      <w:r>
+        <w:rPr>
+          <w:sz w:val="21"/>
+          <w:szCs w:val="21"/>
+        </w:rPr>
+        <w:t xml:space="preserve">Side length</w:t>
+      </w:r>
+    </w:p>
+    <w:p>
+      <w:pPr>
         <w:pStyle w:val="Heading2"/>
         <w:spacing w:after="80" w:before="180"/>
       </w:pPr>
@@ -4273,7 +4485,7 @@
           <w:sz w:val="21"/>
           <w:szCs w:val="21"/>
         </w:rPr>
-        <w:t xml:space="preserve">A. 9.5 units</w:t>
+        <w:t xml:space="preserve">D. 9.5 units</w:t>
       </w:r>
     </w:p>
     <w:p>
@@ -4294,7 +4506,7 @@
           <w:sz w:val="21"/>
           <w:szCs w:val="21"/>
         </w:rPr>
-        <w:t xml:space="preserve">A. 6.75 units</w:t>
+        <w:t xml:space="preserve">C. 6.75 units</w:t>
       </w:r>
     </w:p>
     <w:p>
@@ -4372,7 +4584,7 @@
           <w:sz w:val="21"/>
           <w:szCs w:val="21"/>
         </w:rPr>
-        <w:t xml:space="preserve">A)  32.5 units</w:t>
+        <w:t xml:space="preserve">C)  32.5 units</w:t>
       </w:r>
       <w:r>
         <w:rPr>
@@ -4403,7 +4615,7 @@
           <w:sz w:val="21"/>
           <w:szCs w:val="21"/>
         </w:rPr>
-        <w:t xml:space="preserve">A)  A rectangle's opposite sides are equal, so each length appears on two sides</w:t>
+        <w:t xml:space="preserve">D)  A rectangle's opposite sides are equal, so each length appears on two sides</w:t>
       </w:r>
       <w:r>
         <w:rPr>
@@ -4434,7 +4646,7 @@
           <w:sz w:val="21"/>
           <w:szCs w:val="21"/>
         </w:rPr>
-        <w:t xml:space="preserve">A)  Plot each ordered pair, then connect them in order with segments</w:t>
+        <w:t xml:space="preserve">D)  Plot each ordered pair, then connect them in order with segments</w:t>
       </w:r>
       <w:r>
         <w:rPr>
@@ -4505,7 +4717,7 @@
           <w:sz w:val="21"/>
           <w:szCs w:val="21"/>
         </w:rPr>
-        <w:t xml:space="preserve">A)  300 feet</w:t>
+        <w:t xml:space="preserve">D)  300 feet</w:t>
       </w:r>
       <w:r>
         <w:rPr>
@@ -4536,7 +4748,7 @@
           <w:sz w:val="21"/>
           <w:szCs w:val="21"/>
         </w:rPr>
-        <w:t xml:space="preserve">A)  800 feet</w:t>
+        <w:t xml:space="preserve">B)  800 feet</w:t>
       </w:r>
       <w:r>
         <w:rPr>
@@ -4574,7 +4786,7 @@
           <w:sz w:val="21"/>
           <w:szCs w:val="21"/>
         </w:rPr>
-        <w:t xml:space="preserve">A)  18 units</w:t>
+        <w:t xml:space="preserve">C)  18 units</w:t>
       </w:r>
       <w:r>
         <w:rPr>

--- a/lessons/7-7/downloads/7-7-notes-teacher-l2.docx
+++ b/lessons/7-7/downloads/7-7-notes-teacher-l2.docx
@@ -14,7 +14,7 @@
           <w:sz w:val="18"/>
           <w:szCs w:val="18"/>
         </w:rPr>
-        <w:t xml:space="preserve">UNIT 7  ·  LESSON 7      STANDARD 6.NOS.9</w:t>
+        <w:t xml:space="preserve">UNIT 7  ·  LESSON 7      STANDARD 6.GR.3</w:t>
       </w:r>
     </w:p>
     <w:p>
@@ -264,49 +264,269 @@
           <w:sz w:val="19"/>
           <w:szCs w:val="19"/>
         </w:rPr>
-        <w:t xml:space="preserve">Look at the picture, read the word, then read what it means.</w:t>
+        <w:t xml:space="preserve">Review each concept term, definition, non-example, and visual clue.</w:t>
       </w:r>
     </w:p>
     <w:tbl>
       <w:tblPr>
-        <w:tblW w:type="pct" w:w="100%"/>
+        <w:tblW w:type="dxa" w:w="9360"/>
         <w:tblBorders>
-          <w:top w:val="none" w:color="FFFFFF" w:sz="0"/>
-          <w:left w:val="none" w:color="FFFFFF" w:sz="0"/>
-          <w:bottom w:val="single" w:color="C7D2DD" w:sz="4"/>
-          <w:right w:val="none" w:color="FFFFFF" w:sz="0"/>
-          <w:insideH w:val="none" w:color="FFFFFF" w:sz="0"/>
-          <w:insideV w:val="none" w:color="FFFFFF" w:sz="0"/>
+          <w:top w:val="single" w:color="C7D2DD" w:sz="6"/>
+          <w:left w:val="single" w:color="C7D2DD" w:sz="6"/>
+          <w:bottom w:val="single" w:color="C7D2DD" w:sz="6"/>
+          <w:right w:val="single" w:color="C7D2DD" w:sz="6"/>
+          <w:insideH w:val="single" w:color="C7D2DD" w:sz="6"/>
+          <w:insideV w:val="single" w:color="C7D2DD" w:sz="6"/>
         </w:tblBorders>
       </w:tblPr>
       <w:tblGrid>
         <w:gridCol w:w="1800"/>
-        <w:gridCol w:w="7560"/>
+        <w:gridCol w:w="3160"/>
+        <w:gridCol w:w="2200"/>
+        <w:gridCol w:w="2200"/>
       </w:tblGrid>
       <w:tr>
         <w:trPr>
           <w:cantSplit/>
+          <w:tblHeader/>
         </w:trPr>
         <w:tc>
           <w:tcPr>
             <w:tcW w:type="dxa" w:w="1800"/>
-            <w:tcMar>
-              <w:top w:type="dxa" w:w="100"/>
-              <w:left w:type="dxa" w:w="40"/>
-              <w:bottom w:type="dxa" w:w="100"/>
-              <w:right w:type="dxa" w:w="120"/>
-            </w:tcMar>
-            <w:vAlign w:val="center"/>
+            <w:shd w:fill="EEF4F8" w:color="auto" w:val="clear"/>
+            <w:tcMar>
+              <w:top w:type="dxa" w:w="80"/>
+              <w:left w:type="dxa" w:w="100"/>
+              <w:bottom w:type="dxa" w:w="80"/>
+              <w:right w:type="dxa" w:w="100"/>
+            </w:tcMar>
           </w:tcPr>
           <w:p>
             <w:pPr>
               <w:spacing w:after="0"/>
+            </w:pPr>
+            <w:r>
+              <w:rPr>
+                <w:b/>
+                <w:bCs/>
+                <w:color w:val="12355B"/>
+                <w:sz w:val="19"/>
+                <w:szCs w:val="19"/>
+              </w:rPr>
+              <w:t xml:space="preserve">Concept Term</w:t>
+            </w:r>
+          </w:p>
+        </w:tc>
+        <w:tc>
+          <w:tcPr>
+            <w:tcW w:type="dxa" w:w="3160"/>
+            <w:shd w:fill="EEF4F8" w:color="auto" w:val="clear"/>
+            <w:tcMar>
+              <w:top w:type="dxa" w:w="80"/>
+              <w:left w:type="dxa" w:w="100"/>
+              <w:bottom w:type="dxa" w:w="80"/>
+              <w:right w:type="dxa" w:w="100"/>
+            </w:tcMar>
+          </w:tcPr>
+          <w:p>
+            <w:pPr>
+              <w:spacing w:after="0"/>
+            </w:pPr>
+            <w:r>
+              <w:rPr>
+                <w:b/>
+                <w:bCs/>
+                <w:color w:val="12355B"/>
+                <w:sz w:val="19"/>
+                <w:szCs w:val="19"/>
+              </w:rPr>
+              <w:t xml:space="preserve">Student-Friendly Definition</w:t>
+            </w:r>
+          </w:p>
+        </w:tc>
+        <w:tc>
+          <w:tcPr>
+            <w:tcW w:type="dxa" w:w="2200"/>
+            <w:shd w:fill="EEF4F8" w:color="auto" w:val="clear"/>
+            <w:tcMar>
+              <w:top w:type="dxa" w:w="80"/>
+              <w:left w:type="dxa" w:w="100"/>
+              <w:bottom w:type="dxa" w:w="80"/>
+              <w:right w:type="dxa" w:w="100"/>
+            </w:tcMar>
+          </w:tcPr>
+          <w:p>
+            <w:pPr>
+              <w:spacing w:after="0"/>
+            </w:pPr>
+            <w:r>
+              <w:rPr>
+                <w:b/>
+                <w:bCs/>
+                <w:color w:val="12355B"/>
+                <w:sz w:val="19"/>
+                <w:szCs w:val="19"/>
+              </w:rPr>
+              <w:t xml:space="preserve">Non-Example</w:t>
+            </w:r>
+          </w:p>
+        </w:tc>
+        <w:tc>
+          <w:tcPr>
+            <w:tcW w:type="dxa" w:w="2200"/>
+            <w:shd w:fill="EEF4F8" w:color="auto" w:val="clear"/>
+            <w:tcMar>
+              <w:top w:type="dxa" w:w="80"/>
+              <w:left w:type="dxa" w:w="100"/>
+              <w:bottom w:type="dxa" w:w="80"/>
+              <w:right w:type="dxa" w:w="100"/>
+            </w:tcMar>
+          </w:tcPr>
+          <w:p>
+            <w:pPr>
+              <w:spacing w:after="0"/>
+            </w:pPr>
+            <w:r>
+              <w:rPr>
+                <w:b/>
+                <w:bCs/>
+                <w:color w:val="12355B"/>
+                <w:sz w:val="19"/>
+                <w:szCs w:val="19"/>
+              </w:rPr>
+              <w:t xml:space="preserve">Visual Clue</w:t>
+            </w:r>
+          </w:p>
+        </w:tc>
+      </w:tr>
+      <w:tr>
+        <w:trPr>
+          <w:cantSplit/>
+        </w:trPr>
+        <w:tc>
+          <w:tcPr>
+            <w:tcW w:type="dxa" w:w="1800"/>
+            <w:tcMar>
+              <w:top w:type="dxa" w:w="80"/>
+              <w:left w:type="dxa" w:w="100"/>
+              <w:bottom w:type="dxa" w:w="80"/>
+              <w:right w:type="dxa" w:w="100"/>
+            </w:tcMar>
+            <w:vAlign w:val="top"/>
+          </w:tcPr>
+          <w:p>
+            <w:pPr>
+              <w:spacing w:after="30"/>
+            </w:pPr>
+            <w:r>
+              <w:rPr>
+                <w:b/>
+                <w:bCs/>
+                <w:color w:val="12355B"/>
+                <w:sz w:val="21"/>
+                <w:szCs w:val="21"/>
+              </w:rPr>
+              <w:t xml:space="preserve">vertex</w:t>
+            </w:r>
+          </w:p>
+          <w:p>
+            <w:pPr>
+              <w:spacing w:after="0"/>
+            </w:pPr>
+            <w:r>
+              <w:rPr>
+                <w:i/>
+                <w:iCs/>
+                <w:color w:val="5F6F80"/>
+                <w:sz w:val="18"/>
+                <w:szCs w:val="18"/>
+              </w:rPr>
+              <w:t xml:space="preserve">vértice</w:t>
+            </w:r>
+          </w:p>
+        </w:tc>
+        <w:tc>
+          <w:tcPr>
+            <w:tcW w:type="dxa" w:w="3160"/>
+            <w:tcMar>
+              <w:top w:type="dxa" w:w="80"/>
+              <w:left w:type="dxa" w:w="100"/>
+              <w:bottom w:type="dxa" w:w="80"/>
+              <w:right w:type="dxa" w:w="100"/>
+            </w:tcMar>
+            <w:vAlign w:val="top"/>
+          </w:tcPr>
+          <w:p>
+            <w:pPr>
+              <w:spacing w:after="0"/>
+            </w:pPr>
+            <w:r>
+              <w:rPr>
+                <w:sz w:val="20"/>
+                <w:szCs w:val="20"/>
+              </w:rPr>
+              <w:t xml:space="preserve">A corner point of a polygon, named by an ordered pair on the coordinate plane.</w:t>
+            </w:r>
+          </w:p>
+        </w:tc>
+        <w:tc>
+          <w:tcPr>
+            <w:tcW w:type="dxa" w:w="2200"/>
+            <w:tcMar>
+              <w:top w:type="dxa" w:w="80"/>
+              <w:left w:type="dxa" w:w="100"/>
+              <w:bottom w:type="dxa" w:w="80"/>
+              <w:right w:type="dxa" w:w="100"/>
+            </w:tcMar>
+            <w:vAlign w:val="top"/>
+          </w:tcPr>
+          <w:p>
+            <w:pPr>
+              <w:spacing w:after="40"/>
+            </w:pPr>
+            <w:r>
+              <w:rPr>
+                <w:i/>
+                <w:iCs/>
+                <w:color w:val="5F6F80"/>
+                <w:sz w:val="19"/>
+                <w:szCs w:val="19"/>
+              </w:rPr>
+              <w:t xml:space="preserve">Not vertex: write a counter-example that breaks the definition.</w:t>
+            </w:r>
+          </w:p>
+          <w:p>
+            <w:pPr>
+              <w:pBdr>
+                <w:bottom w:val="single" w:color="AFBECC" w:sz="6"/>
+              </w:pBdr>
+              <w:spacing w:after="30" w:before="150"/>
+            </w:pPr>
+            <w:r>
+              <w:t xml:space="preserve"/>
+            </w:r>
+          </w:p>
+        </w:tc>
+        <w:tc>
+          <w:tcPr>
+            <w:tcW w:type="dxa" w:w="2200"/>
+            <w:tcMar>
+              <w:top w:type="dxa" w:w="80"/>
+              <w:left w:type="dxa" w:w="100"/>
+              <w:bottom w:type="dxa" w:w="80"/>
+              <w:right w:type="dxa" w:w="100"/>
+            </w:tcMar>
+            <w:vAlign w:val="top"/>
+          </w:tcPr>
+          <w:p>
+            <w:pPr>
+              <w:spacing w:after="40"/>
               <w:jc w:val="center"/>
             </w:pPr>
             <w:r>
               <w:drawing>
                 <wp:inline distT="0" distB="0" distL="0" distR="0">
-                  <wp:extent cx="1047750" cy="790575"/>
+                  <wp:extent cx="876300" cy="657225"/>
                   <wp:effectExtent t="0" r="0" b="0" l="0"/>
                   <wp:docPr id="1" name="" descr="" title=""/>
                   <wp:cNvGraphicFramePr>
@@ -331,7 +551,7 @@
                         <pic:spPr bwMode="auto">
                           <a:xfrm>
                             <a:off x="0" y="0"/>
-                            <a:ext cx="1047750" cy="790575"/>
+                            <a:ext cx="876300" cy="657225"/>
                           </a:xfrm>
                           <a:prstGeom prst="rect">
                             <a:avLst/>
@@ -344,69 +564,10 @@
               </w:drawing>
             </w:r>
           </w:p>
-        </w:tc>
-        <w:tc>
-          <w:tcPr>
-            <w:tcW w:type="dxa" w:w="7560"/>
-            <w:tcMar>
-              <w:top w:type="dxa" w:w="100"/>
-              <w:left w:type="dxa" w:w="40"/>
-              <w:bottom w:type="dxa" w:w="100"/>
-              <w:right w:type="dxa" w:w="40"/>
-            </w:tcMar>
-            <w:vAlign w:val="center"/>
-          </w:tcPr>
-          <w:p>
-            <w:pPr>
-              <w:spacing w:after="50"/>
-            </w:pPr>
-            <w:r>
-              <w:rPr>
-                <w:b/>
-                <w:bCs/>
-                <w:color w:val="12355B"/>
-                <w:sz w:val="24"/>
-                <w:szCs w:val="24"/>
-              </w:rPr>
-              <w:t xml:space="preserve">vertex</w:t>
-            </w:r>
-            <w:r>
-              <w:rPr>
-                <w:i/>
-                <w:iCs/>
-                <w:color w:val="5F6F80"/>
-                <w:sz w:val="19"/>
-                <w:szCs w:val="19"/>
-              </w:rPr>
-              <w:t xml:space="preserve">   vértice</w:t>
-            </w:r>
-          </w:p>
-          <w:p>
-            <w:pPr>
-              <w:spacing w:after="40"/>
-            </w:pPr>
-            <w:r>
-              <w:rPr>
-                <w:sz w:val="21"/>
-                <w:szCs w:val="21"/>
-              </w:rPr>
-              <w:t xml:space="preserve">A corner point of a polygon, named by an ordered pair on the coordinate plane.</w:t>
-            </w:r>
-          </w:p>
           <w:p>
             <w:pPr>
               <w:spacing w:after="0"/>
             </w:pPr>
-            <w:r>
-              <w:rPr>
-                <w:b/>
-                <w:bCs/>
-                <w:color w:val="1FA6A2"/>
-                <w:sz w:val="18"/>
-                <w:szCs w:val="18"/>
-              </w:rPr>
-              <w:t xml:space="preserve">Example:  </w:t>
-            </w:r>
             <w:r>
               <w:rPr>
                 <w:i/>
@@ -420,23 +581,6 @@
           </w:p>
         </w:tc>
       </w:tr>
-    </w:tbl>
-    <w:tbl>
-      <w:tblPr>
-        <w:tblW w:type="pct" w:w="100%"/>
-        <w:tblBorders>
-          <w:top w:val="none" w:color="FFFFFF" w:sz="0"/>
-          <w:left w:val="none" w:color="FFFFFF" w:sz="0"/>
-          <w:bottom w:val="single" w:color="C7D2DD" w:sz="4"/>
-          <w:right w:val="none" w:color="FFFFFF" w:sz="0"/>
-          <w:insideH w:val="none" w:color="FFFFFF" w:sz="0"/>
-          <w:insideV w:val="none" w:color="FFFFFF" w:sz="0"/>
-        </w:tblBorders>
-      </w:tblPr>
-      <w:tblGrid>
-        <w:gridCol w:w="1800"/>
-        <w:gridCol w:w="7560"/>
-      </w:tblGrid>
       <w:tr>
         <w:trPr>
           <w:cantSplit/>
@@ -445,22 +589,126 @@
           <w:tcPr>
             <w:tcW w:type="dxa" w:w="1800"/>
             <w:tcMar>
-              <w:top w:type="dxa" w:w="100"/>
-              <w:left w:type="dxa" w:w="40"/>
-              <w:bottom w:type="dxa" w:w="100"/>
-              <w:right w:type="dxa" w:w="120"/>
-            </w:tcMar>
-            <w:vAlign w:val="center"/>
-          </w:tcPr>
+              <w:top w:type="dxa" w:w="80"/>
+              <w:left w:type="dxa" w:w="100"/>
+              <w:bottom w:type="dxa" w:w="80"/>
+              <w:right w:type="dxa" w:w="100"/>
+            </w:tcMar>
+            <w:vAlign w:val="top"/>
+          </w:tcPr>
+          <w:p>
+            <w:pPr>
+              <w:spacing w:after="30"/>
+            </w:pPr>
+            <w:r>
+              <w:rPr>
+                <w:b/>
+                <w:bCs/>
+                <w:color w:val="12355B"/>
+                <w:sz w:val="21"/>
+                <w:szCs w:val="21"/>
+              </w:rPr>
+              <w:t xml:space="preserve">polygon</w:t>
+            </w:r>
+          </w:p>
           <w:p>
             <w:pPr>
               <w:spacing w:after="0"/>
+            </w:pPr>
+            <w:r>
+              <w:rPr>
+                <w:i/>
+                <w:iCs/>
+                <w:color w:val="5F6F80"/>
+                <w:sz w:val="18"/>
+                <w:szCs w:val="18"/>
+              </w:rPr>
+              <w:t xml:space="preserve">polígono</w:t>
+            </w:r>
+          </w:p>
+        </w:tc>
+        <w:tc>
+          <w:tcPr>
+            <w:tcW w:type="dxa" w:w="3160"/>
+            <w:tcMar>
+              <w:top w:type="dxa" w:w="80"/>
+              <w:left w:type="dxa" w:w="100"/>
+              <w:bottom w:type="dxa" w:w="80"/>
+              <w:right w:type="dxa" w:w="100"/>
+            </w:tcMar>
+            <w:vAlign w:val="top"/>
+          </w:tcPr>
+          <w:p>
+            <w:pPr>
+              <w:spacing w:after="0"/>
+            </w:pPr>
+            <w:r>
+              <w:rPr>
+                <w:sz w:val="20"/>
+                <w:szCs w:val="20"/>
+              </w:rPr>
+              <w:t xml:space="preserve">A closed figure made of line segments; on the plane you draw it by plotting the vertices and connecting them in order.</w:t>
+            </w:r>
+          </w:p>
+        </w:tc>
+        <w:tc>
+          <w:tcPr>
+            <w:tcW w:type="dxa" w:w="2200"/>
+            <w:tcMar>
+              <w:top w:type="dxa" w:w="80"/>
+              <w:left w:type="dxa" w:w="100"/>
+              <w:bottom w:type="dxa" w:w="80"/>
+              <w:right w:type="dxa" w:w="100"/>
+            </w:tcMar>
+            <w:vAlign w:val="top"/>
+          </w:tcPr>
+          <w:p>
+            <w:pPr>
+              <w:spacing w:after="40"/>
+            </w:pPr>
+            <w:r>
+              <w:rPr>
+                <w:i/>
+                <w:iCs/>
+                <w:color w:val="5F6F80"/>
+                <w:sz w:val="19"/>
+                <w:szCs w:val="19"/>
+              </w:rPr>
+              <w:t xml:space="preserve">Not polygon: write a counter-example that breaks the definition.</w:t>
+            </w:r>
+          </w:p>
+          <w:p>
+            <w:pPr>
+              <w:pBdr>
+                <w:bottom w:val="single" w:color="AFBECC" w:sz="6"/>
+              </w:pBdr>
+              <w:spacing w:after="30" w:before="150"/>
+            </w:pPr>
+            <w:r>
+              <w:t xml:space="preserve"/>
+            </w:r>
+          </w:p>
+        </w:tc>
+        <w:tc>
+          <w:tcPr>
+            <w:tcW w:type="dxa" w:w="2200"/>
+            <w:tcMar>
+              <w:top w:type="dxa" w:w="80"/>
+              <w:left w:type="dxa" w:w="100"/>
+              <w:bottom w:type="dxa" w:w="80"/>
+              <w:right w:type="dxa" w:w="100"/>
+            </w:tcMar>
+            <w:vAlign w:val="top"/>
+          </w:tcPr>
+          <w:p>
+            <w:pPr>
+              <w:spacing w:after="40"/>
               <w:jc w:val="center"/>
             </w:pPr>
             <w:r>
               <w:drawing>
                 <wp:inline distT="0" distB="0" distL="0" distR="0">
-                  <wp:extent cx="1047750" cy="790575"/>
+                  <wp:extent cx="876300" cy="657225"/>
                   <wp:effectExtent t="0" r="0" b="0" l="0"/>
                   <wp:docPr id="1" name="" descr="" title=""/>
                   <wp:cNvGraphicFramePr>
@@ -485,7 +733,7 @@
                         <pic:spPr bwMode="auto">
                           <a:xfrm>
                             <a:off x="0" y="0"/>
-                            <a:ext cx="1047750" cy="790575"/>
+                            <a:ext cx="876300" cy="657225"/>
                           </a:xfrm>
                           <a:prstGeom prst="rect">
                             <a:avLst/>
@@ -498,69 +746,10 @@
               </w:drawing>
             </w:r>
           </w:p>
-        </w:tc>
-        <w:tc>
-          <w:tcPr>
-            <w:tcW w:type="dxa" w:w="7560"/>
-            <w:tcMar>
-              <w:top w:type="dxa" w:w="100"/>
-              <w:left w:type="dxa" w:w="40"/>
-              <w:bottom w:type="dxa" w:w="100"/>
-              <w:right w:type="dxa" w:w="40"/>
-            </w:tcMar>
-            <w:vAlign w:val="center"/>
-          </w:tcPr>
-          <w:p>
-            <w:pPr>
-              <w:spacing w:after="50"/>
-            </w:pPr>
-            <w:r>
-              <w:rPr>
-                <w:b/>
-                <w:bCs/>
-                <w:color w:val="12355B"/>
-                <w:sz w:val="24"/>
-                <w:szCs w:val="24"/>
-              </w:rPr>
-              <w:t xml:space="preserve">polygon</w:t>
-            </w:r>
-            <w:r>
-              <w:rPr>
-                <w:i/>
-                <w:iCs/>
-                <w:color w:val="5F6F80"/>
-                <w:sz w:val="19"/>
-                <w:szCs w:val="19"/>
-              </w:rPr>
-              <w:t xml:space="preserve">   polígono</w:t>
-            </w:r>
-          </w:p>
-          <w:p>
-            <w:pPr>
-              <w:spacing w:after="40"/>
-            </w:pPr>
-            <w:r>
-              <w:rPr>
-                <w:sz w:val="21"/>
-                <w:szCs w:val="21"/>
-              </w:rPr>
-              <w:t xml:space="preserve">A closed figure made of line segments; on the plane you draw it by plotting the vertices and connecting them in order.</w:t>
-            </w:r>
-          </w:p>
           <w:p>
             <w:pPr>
               <w:spacing w:after="0"/>
             </w:pPr>
-            <w:r>
-              <w:rPr>
-                <w:b/>
-                <w:bCs/>
-                <w:color w:val="1FA6A2"/>
-                <w:sz w:val="18"/>
-                <w:szCs w:val="18"/>
-              </w:rPr>
-              <w:t xml:space="preserve">Example:  </w:t>
-            </w:r>
             <w:r>
               <w:rPr>
                 <w:i/>
@@ -574,23 +763,6 @@
           </w:p>
         </w:tc>
       </w:tr>
-    </w:tbl>
-    <w:tbl>
-      <w:tblPr>
-        <w:tblW w:type="pct" w:w="100%"/>
-        <w:tblBorders>
-          <w:top w:val="none" w:color="FFFFFF" w:sz="0"/>
-          <w:left w:val="none" w:color="FFFFFF" w:sz="0"/>
-          <w:bottom w:val="single" w:color="C7D2DD" w:sz="4"/>
-          <w:right w:val="none" w:color="FFFFFF" w:sz="0"/>
-          <w:insideH w:val="none" w:color="FFFFFF" w:sz="0"/>
-          <w:insideV w:val="none" w:color="FFFFFF" w:sz="0"/>
-        </w:tblBorders>
-      </w:tblPr>
-      <w:tblGrid>
-        <w:gridCol w:w="1800"/>
-        <w:gridCol w:w="7560"/>
-      </w:tblGrid>
       <w:tr>
         <w:trPr>
           <w:cantSplit/>
@@ -599,22 +771,126 @@
           <w:tcPr>
             <w:tcW w:type="dxa" w:w="1800"/>
             <w:tcMar>
-              <w:top w:type="dxa" w:w="100"/>
-              <w:left w:type="dxa" w:w="40"/>
-              <w:bottom w:type="dxa" w:w="100"/>
-              <w:right w:type="dxa" w:w="120"/>
-            </w:tcMar>
-            <w:vAlign w:val="center"/>
-          </w:tcPr>
+              <w:top w:type="dxa" w:w="80"/>
+              <w:left w:type="dxa" w:w="100"/>
+              <w:bottom w:type="dxa" w:w="80"/>
+              <w:right w:type="dxa" w:w="100"/>
+            </w:tcMar>
+            <w:vAlign w:val="top"/>
+          </w:tcPr>
+          <w:p>
+            <w:pPr>
+              <w:spacing w:after="30"/>
+            </w:pPr>
+            <w:r>
+              <w:rPr>
+                <w:b/>
+                <w:bCs/>
+                <w:color w:val="12355B"/>
+                <w:sz w:val="21"/>
+                <w:szCs w:val="21"/>
+              </w:rPr>
+              <w:t xml:space="preserve">perimeter</w:t>
+            </w:r>
+          </w:p>
           <w:p>
             <w:pPr>
               <w:spacing w:after="0"/>
+            </w:pPr>
+            <w:r>
+              <w:rPr>
+                <w:i/>
+                <w:iCs/>
+                <w:color w:val="5F6F80"/>
+                <w:sz w:val="18"/>
+                <w:szCs w:val="18"/>
+              </w:rPr>
+              <w:t xml:space="preserve">perímetro</w:t>
+            </w:r>
+          </w:p>
+        </w:tc>
+        <w:tc>
+          <w:tcPr>
+            <w:tcW w:type="dxa" w:w="3160"/>
+            <w:tcMar>
+              <w:top w:type="dxa" w:w="80"/>
+              <w:left w:type="dxa" w:w="100"/>
+              <w:bottom w:type="dxa" w:w="80"/>
+              <w:right w:type="dxa" w:w="100"/>
+            </w:tcMar>
+            <w:vAlign w:val="top"/>
+          </w:tcPr>
+          <w:p>
+            <w:pPr>
+              <w:spacing w:after="0"/>
+            </w:pPr>
+            <w:r>
+              <w:rPr>
+                <w:sz w:val="20"/>
+                <w:szCs w:val="20"/>
+              </w:rPr>
+              <w:t xml:space="preserve">The total distance around a polygon — the sum of all its side lengths.</w:t>
+            </w:r>
+          </w:p>
+        </w:tc>
+        <w:tc>
+          <w:tcPr>
+            <w:tcW w:type="dxa" w:w="2200"/>
+            <w:tcMar>
+              <w:top w:type="dxa" w:w="80"/>
+              <w:left w:type="dxa" w:w="100"/>
+              <w:bottom w:type="dxa" w:w="80"/>
+              <w:right w:type="dxa" w:w="100"/>
+            </w:tcMar>
+            <w:vAlign w:val="top"/>
+          </w:tcPr>
+          <w:p>
+            <w:pPr>
+              <w:spacing w:after="40"/>
+            </w:pPr>
+            <w:r>
+              <w:rPr>
+                <w:i/>
+                <w:iCs/>
+                <w:color w:val="5F6F80"/>
+                <w:sz w:val="19"/>
+                <w:szCs w:val="19"/>
+              </w:rPr>
+              <w:t xml:space="preserve">Not perimeter: write a counter-example that breaks the definition.</w:t>
+            </w:r>
+          </w:p>
+          <w:p>
+            <w:pPr>
+              <w:pBdr>
+                <w:bottom w:val="single" w:color="AFBECC" w:sz="6"/>
+              </w:pBdr>
+              <w:spacing w:after="30" w:before="150"/>
+            </w:pPr>
+            <w:r>
+              <w:t xml:space="preserve"/>
+            </w:r>
+          </w:p>
+        </w:tc>
+        <w:tc>
+          <w:tcPr>
+            <w:tcW w:type="dxa" w:w="2200"/>
+            <w:tcMar>
+              <w:top w:type="dxa" w:w="80"/>
+              <w:left w:type="dxa" w:w="100"/>
+              <w:bottom w:type="dxa" w:w="80"/>
+              <w:right w:type="dxa" w:w="100"/>
+            </w:tcMar>
+            <w:vAlign w:val="top"/>
+          </w:tcPr>
+          <w:p>
+            <w:pPr>
+              <w:spacing w:after="40"/>
               <w:jc w:val="center"/>
             </w:pPr>
             <w:r>
               <w:drawing>
                 <wp:inline distT="0" distB="0" distL="0" distR="0">
-                  <wp:extent cx="1047750" cy="790575"/>
+                  <wp:extent cx="876300" cy="657225"/>
                   <wp:effectExtent t="0" r="0" b="0" l="0"/>
                   <wp:docPr id="1" name="" descr="" title=""/>
                   <wp:cNvGraphicFramePr>
@@ -639,7 +915,7 @@
                         <pic:spPr bwMode="auto">
                           <a:xfrm>
                             <a:off x="0" y="0"/>
-                            <a:ext cx="1047750" cy="790575"/>
+                            <a:ext cx="876300" cy="657225"/>
                           </a:xfrm>
                           <a:prstGeom prst="rect">
                             <a:avLst/>
@@ -652,69 +928,10 @@
               </w:drawing>
             </w:r>
           </w:p>
-        </w:tc>
-        <w:tc>
-          <w:tcPr>
-            <w:tcW w:type="dxa" w:w="7560"/>
-            <w:tcMar>
-              <w:top w:type="dxa" w:w="100"/>
-              <w:left w:type="dxa" w:w="40"/>
-              <w:bottom w:type="dxa" w:w="100"/>
-              <w:right w:type="dxa" w:w="40"/>
-            </w:tcMar>
-            <w:vAlign w:val="center"/>
-          </w:tcPr>
-          <w:p>
-            <w:pPr>
-              <w:spacing w:after="50"/>
-            </w:pPr>
-            <w:r>
-              <w:rPr>
-                <w:b/>
-                <w:bCs/>
-                <w:color w:val="12355B"/>
-                <w:sz w:val="24"/>
-                <w:szCs w:val="24"/>
-              </w:rPr>
-              <w:t xml:space="preserve">perimeter</w:t>
-            </w:r>
-            <w:r>
-              <w:rPr>
-                <w:i/>
-                <w:iCs/>
-                <w:color w:val="5F6F80"/>
-                <w:sz w:val="19"/>
-                <w:szCs w:val="19"/>
-              </w:rPr>
-              <w:t xml:space="preserve">   perímetro</w:t>
-            </w:r>
-          </w:p>
-          <w:p>
-            <w:pPr>
-              <w:spacing w:after="40"/>
-            </w:pPr>
-            <w:r>
-              <w:rPr>
-                <w:sz w:val="21"/>
-                <w:szCs w:val="21"/>
-              </w:rPr>
-              <w:t xml:space="preserve">The total distance around a polygon — the sum of all its side lengths.</w:t>
-            </w:r>
-          </w:p>
           <w:p>
             <w:pPr>
               <w:spacing w:after="0"/>
             </w:pPr>
-            <w:r>
-              <w:rPr>
-                <w:b/>
-                <w:bCs/>
-                <w:color w:val="1FA6A2"/>
-                <w:sz w:val="18"/>
-                <w:szCs w:val="18"/>
-              </w:rPr>
-              <w:t xml:space="preserve">Example:  </w:t>
-            </w:r>
             <w:r>
               <w:rPr>
                 <w:i/>
@@ -728,23 +945,6 @@
           </w:p>
         </w:tc>
       </w:tr>
-    </w:tbl>
-    <w:tbl>
-      <w:tblPr>
-        <w:tblW w:type="pct" w:w="100%"/>
-        <w:tblBorders>
-          <w:top w:val="none" w:color="FFFFFF" w:sz="0"/>
-          <w:left w:val="none" w:color="FFFFFF" w:sz="0"/>
-          <w:bottom w:val="single" w:color="C7D2DD" w:sz="4"/>
-          <w:right w:val="none" w:color="FFFFFF" w:sz="0"/>
-          <w:insideH w:val="none" w:color="FFFFFF" w:sz="0"/>
-          <w:insideV w:val="none" w:color="FFFFFF" w:sz="0"/>
-        </w:tblBorders>
-      </w:tblPr>
-      <w:tblGrid>
-        <w:gridCol w:w="1800"/>
-        <w:gridCol w:w="7560"/>
-      </w:tblGrid>
       <w:tr>
         <w:trPr>
           <w:cantSplit/>
@@ -753,22 +953,126 @@
           <w:tcPr>
             <w:tcW w:type="dxa" w:w="1800"/>
             <w:tcMar>
-              <w:top w:type="dxa" w:w="100"/>
-              <w:left w:type="dxa" w:w="40"/>
-              <w:bottom w:type="dxa" w:w="100"/>
-              <w:right w:type="dxa" w:w="120"/>
-            </w:tcMar>
-            <w:vAlign w:val="center"/>
-          </w:tcPr>
+              <w:top w:type="dxa" w:w="80"/>
+              <w:left w:type="dxa" w:w="100"/>
+              <w:bottom w:type="dxa" w:w="80"/>
+              <w:right w:type="dxa" w:w="100"/>
+            </w:tcMar>
+            <w:vAlign w:val="top"/>
+          </w:tcPr>
+          <w:p>
+            <w:pPr>
+              <w:spacing w:after="30"/>
+            </w:pPr>
+            <w:r>
+              <w:rPr>
+                <w:b/>
+                <w:bCs/>
+                <w:color w:val="12355B"/>
+                <w:sz w:val="21"/>
+                <w:szCs w:val="21"/>
+              </w:rPr>
+              <w:t xml:space="preserve">distance between vertices</w:t>
+            </w:r>
+          </w:p>
           <w:p>
             <w:pPr>
               <w:spacing w:after="0"/>
+            </w:pPr>
+            <w:r>
+              <w:rPr>
+                <w:i/>
+                <w:iCs/>
+                <w:color w:val="5F6F80"/>
+                <w:sz w:val="18"/>
+                <w:szCs w:val="18"/>
+              </w:rPr>
+              <w:t xml:space="preserve">distancia entre vértices</w:t>
+            </w:r>
+          </w:p>
+        </w:tc>
+        <w:tc>
+          <w:tcPr>
+            <w:tcW w:type="dxa" w:w="3160"/>
+            <w:tcMar>
+              <w:top w:type="dxa" w:w="80"/>
+              <w:left w:type="dxa" w:w="100"/>
+              <w:bottom w:type="dxa" w:w="80"/>
+              <w:right w:type="dxa" w:w="100"/>
+            </w:tcMar>
+            <w:vAlign w:val="top"/>
+          </w:tcPr>
+          <w:p>
+            <w:pPr>
+              <w:spacing w:after="0"/>
+            </w:pPr>
+            <w:r>
+              <w:rPr>
+                <w:sz w:val="20"/>
+                <w:szCs w:val="20"/>
+              </w:rPr>
+              <w:t xml:space="preserve">When two vertices share an x- or y-coordinate, the distance between them is the absolute difference of the other coordinates.</w:t>
+            </w:r>
+          </w:p>
+        </w:tc>
+        <w:tc>
+          <w:tcPr>
+            <w:tcW w:type="dxa" w:w="2200"/>
+            <w:tcMar>
+              <w:top w:type="dxa" w:w="80"/>
+              <w:left w:type="dxa" w:w="100"/>
+              <w:bottom w:type="dxa" w:w="80"/>
+              <w:right w:type="dxa" w:w="100"/>
+            </w:tcMar>
+            <w:vAlign w:val="top"/>
+          </w:tcPr>
+          <w:p>
+            <w:pPr>
+              <w:spacing w:after="40"/>
+            </w:pPr>
+            <w:r>
+              <w:rPr>
+                <w:i/>
+                <w:iCs/>
+                <w:color w:val="5F6F80"/>
+                <w:sz w:val="19"/>
+                <w:szCs w:val="19"/>
+              </w:rPr>
+              <w:t xml:space="preserve">Not distance between vertices: write a counter-example that breaks the definition.</w:t>
+            </w:r>
+          </w:p>
+          <w:p>
+            <w:pPr>
+              <w:pBdr>
+                <w:bottom w:val="single" w:color="AFBECC" w:sz="6"/>
+              </w:pBdr>
+              <w:spacing w:after="30" w:before="150"/>
+            </w:pPr>
+            <w:r>
+              <w:t xml:space="preserve"/>
+            </w:r>
+          </w:p>
+        </w:tc>
+        <w:tc>
+          <w:tcPr>
+            <w:tcW w:type="dxa" w:w="2200"/>
+            <w:tcMar>
+              <w:top w:type="dxa" w:w="80"/>
+              <w:left w:type="dxa" w:w="100"/>
+              <w:bottom w:type="dxa" w:w="80"/>
+              <w:right w:type="dxa" w:w="100"/>
+            </w:tcMar>
+            <w:vAlign w:val="top"/>
+          </w:tcPr>
+          <w:p>
+            <w:pPr>
+              <w:spacing w:after="40"/>
               <w:jc w:val="center"/>
             </w:pPr>
             <w:r>
               <w:drawing>
                 <wp:inline distT="0" distB="0" distL="0" distR="0">
-                  <wp:extent cx="1047750" cy="790575"/>
+                  <wp:extent cx="876300" cy="657225"/>
                   <wp:effectExtent t="0" r="0" b="0" l="0"/>
                   <wp:docPr id="1" name="" descr="" title=""/>
                   <wp:cNvGraphicFramePr>
@@ -793,7 +1097,7 @@
                         <pic:spPr bwMode="auto">
                           <a:xfrm>
                             <a:off x="0" y="0"/>
-                            <a:ext cx="1047750" cy="790575"/>
+                            <a:ext cx="876300" cy="657225"/>
                           </a:xfrm>
                           <a:prstGeom prst="rect">
                             <a:avLst/>
@@ -806,69 +1110,10 @@
               </w:drawing>
             </w:r>
           </w:p>
-        </w:tc>
-        <w:tc>
-          <w:tcPr>
-            <w:tcW w:type="dxa" w:w="7560"/>
-            <w:tcMar>
-              <w:top w:type="dxa" w:w="100"/>
-              <w:left w:type="dxa" w:w="40"/>
-              <w:bottom w:type="dxa" w:w="100"/>
-              <w:right w:type="dxa" w:w="40"/>
-            </w:tcMar>
-            <w:vAlign w:val="center"/>
-          </w:tcPr>
-          <w:p>
-            <w:pPr>
-              <w:spacing w:after="50"/>
-            </w:pPr>
-            <w:r>
-              <w:rPr>
-                <w:b/>
-                <w:bCs/>
-                <w:color w:val="12355B"/>
-                <w:sz w:val="24"/>
-                <w:szCs w:val="24"/>
-              </w:rPr>
-              <w:t xml:space="preserve">distance between vertices</w:t>
-            </w:r>
-            <w:r>
-              <w:rPr>
-                <w:i/>
-                <w:iCs/>
-                <w:color w:val="5F6F80"/>
-                <w:sz w:val="19"/>
-                <w:szCs w:val="19"/>
-              </w:rPr>
-              <w:t xml:space="preserve">   distancia entre vértices</w:t>
-            </w:r>
-          </w:p>
-          <w:p>
-            <w:pPr>
-              <w:spacing w:after="40"/>
-            </w:pPr>
-            <w:r>
-              <w:rPr>
-                <w:sz w:val="21"/>
-                <w:szCs w:val="21"/>
-              </w:rPr>
-              <w:t xml:space="preserve">When two vertices share an x- or y-coordinate, the distance between them is the absolute difference of the other coordinates.</w:t>
-            </w:r>
-          </w:p>
           <w:p>
             <w:pPr>
               <w:spacing w:after="0"/>
             </w:pPr>
-            <w:r>
-              <w:rPr>
-                <w:b/>
-                <w:bCs/>
-                <w:color w:val="1FA6A2"/>
-                <w:sz w:val="18"/>
-                <w:szCs w:val="18"/>
-              </w:rPr>
-              <w:t xml:space="preserve">Example:  </w:t>
-            </w:r>
             <w:r>
               <w:rPr>
                 <w:i/>
@@ -882,23 +1127,6 @@
           </w:p>
         </w:tc>
       </w:tr>
-    </w:tbl>
-    <w:tbl>
-      <w:tblPr>
-        <w:tblW w:type="pct" w:w="100%"/>
-        <w:tblBorders>
-          <w:top w:val="none" w:color="FFFFFF" w:sz="0"/>
-          <w:left w:val="none" w:color="FFFFFF" w:sz="0"/>
-          <w:bottom w:val="single" w:color="C7D2DD" w:sz="4"/>
-          <w:right w:val="none" w:color="FFFFFF" w:sz="0"/>
-          <w:insideH w:val="none" w:color="FFFFFF" w:sz="0"/>
-          <w:insideV w:val="none" w:color="FFFFFF" w:sz="0"/>
-        </w:tblBorders>
-      </w:tblPr>
-      <w:tblGrid>
-        <w:gridCol w:w="1800"/>
-        <w:gridCol w:w="7560"/>
-      </w:tblGrid>
       <w:tr>
         <w:trPr>
           <w:cantSplit/>
@@ -907,22 +1135,126 @@
           <w:tcPr>
             <w:tcW w:type="dxa" w:w="1800"/>
             <w:tcMar>
-              <w:top w:type="dxa" w:w="100"/>
-              <w:left w:type="dxa" w:w="40"/>
-              <w:bottom w:type="dxa" w:w="100"/>
-              <w:right w:type="dxa" w:w="120"/>
-            </w:tcMar>
-            <w:vAlign w:val="center"/>
-          </w:tcPr>
+              <w:top w:type="dxa" w:w="80"/>
+              <w:left w:type="dxa" w:w="100"/>
+              <w:bottom w:type="dxa" w:w="80"/>
+              <w:right w:type="dxa" w:w="100"/>
+            </w:tcMar>
+            <w:vAlign w:val="top"/>
+          </w:tcPr>
+          <w:p>
+            <w:pPr>
+              <w:spacing w:after="30"/>
+            </w:pPr>
+            <w:r>
+              <w:rPr>
+                <w:b/>
+                <w:bCs/>
+                <w:color w:val="12355B"/>
+                <w:sz w:val="21"/>
+                <w:szCs w:val="21"/>
+              </w:rPr>
+              <w:t xml:space="preserve">scale</w:t>
+            </w:r>
+          </w:p>
           <w:p>
             <w:pPr>
               <w:spacing w:after="0"/>
+            </w:pPr>
+            <w:r>
+              <w:rPr>
+                <w:i/>
+                <w:iCs/>
+                <w:color w:val="5F6F80"/>
+                <w:sz w:val="18"/>
+                <w:szCs w:val="18"/>
+              </w:rPr>
+              <w:t xml:space="preserve">escala</w:t>
+            </w:r>
+          </w:p>
+        </w:tc>
+        <w:tc>
+          <w:tcPr>
+            <w:tcW w:type="dxa" w:w="3160"/>
+            <w:tcMar>
+              <w:top w:type="dxa" w:w="80"/>
+              <w:left w:type="dxa" w:w="100"/>
+              <w:bottom w:type="dxa" w:w="80"/>
+              <w:right w:type="dxa" w:w="100"/>
+            </w:tcMar>
+            <w:vAlign w:val="top"/>
+          </w:tcPr>
+          <w:p>
+            <w:pPr>
+              <w:spacing w:after="0"/>
+            </w:pPr>
+            <w:r>
+              <w:rPr>
+                <w:sz w:val="20"/>
+                <w:szCs w:val="20"/>
+              </w:rPr>
+              <w:t xml:space="preserve">What one grid unit stands for in the real situation.</w:t>
+            </w:r>
+          </w:p>
+        </w:tc>
+        <w:tc>
+          <w:tcPr>
+            <w:tcW w:type="dxa" w:w="2200"/>
+            <w:tcMar>
+              <w:top w:type="dxa" w:w="80"/>
+              <w:left w:type="dxa" w:w="100"/>
+              <w:bottom w:type="dxa" w:w="80"/>
+              <w:right w:type="dxa" w:w="100"/>
+            </w:tcMar>
+            <w:vAlign w:val="top"/>
+          </w:tcPr>
+          <w:p>
+            <w:pPr>
+              <w:spacing w:after="40"/>
+            </w:pPr>
+            <w:r>
+              <w:rPr>
+                <w:i/>
+                <w:iCs/>
+                <w:color w:val="5F6F80"/>
+                <w:sz w:val="19"/>
+                <w:szCs w:val="19"/>
+              </w:rPr>
+              <w:t xml:space="preserve">Not scale: write a counter-example that breaks the definition.</w:t>
+            </w:r>
+          </w:p>
+          <w:p>
+            <w:pPr>
+              <w:pBdr>
+                <w:bottom w:val="single" w:color="AFBECC" w:sz="6"/>
+              </w:pBdr>
+              <w:spacing w:after="30" w:before="150"/>
+            </w:pPr>
+            <w:r>
+              <w:t xml:space="preserve"/>
+            </w:r>
+          </w:p>
+        </w:tc>
+        <w:tc>
+          <w:tcPr>
+            <w:tcW w:type="dxa" w:w="2200"/>
+            <w:tcMar>
+              <w:top w:type="dxa" w:w="80"/>
+              <w:left w:type="dxa" w:w="100"/>
+              <w:bottom w:type="dxa" w:w="80"/>
+              <w:right w:type="dxa" w:w="100"/>
+            </w:tcMar>
+            <w:vAlign w:val="top"/>
+          </w:tcPr>
+          <w:p>
+            <w:pPr>
+              <w:spacing w:after="40"/>
               <w:jc w:val="center"/>
             </w:pPr>
             <w:r>
               <w:drawing>
                 <wp:inline distT="0" distB="0" distL="0" distR="0">
-                  <wp:extent cx="1047750" cy="790575"/>
+                  <wp:extent cx="876300" cy="657225"/>
                   <wp:effectExtent t="0" r="0" b="0" l="0"/>
                   <wp:docPr id="1" name="" descr="" title=""/>
                   <wp:cNvGraphicFramePr>
@@ -947,7 +1279,7 @@
                         <pic:spPr bwMode="auto">
                           <a:xfrm>
                             <a:off x="0" y="0"/>
-                            <a:ext cx="1047750" cy="790575"/>
+                            <a:ext cx="876300" cy="657225"/>
                           </a:xfrm>
                           <a:prstGeom prst="rect">
                             <a:avLst/>
@@ -960,69 +1292,10 @@
               </w:drawing>
             </w:r>
           </w:p>
-        </w:tc>
-        <w:tc>
-          <w:tcPr>
-            <w:tcW w:type="dxa" w:w="7560"/>
-            <w:tcMar>
-              <w:top w:type="dxa" w:w="100"/>
-              <w:left w:type="dxa" w:w="40"/>
-              <w:bottom w:type="dxa" w:w="100"/>
-              <w:right w:type="dxa" w:w="40"/>
-            </w:tcMar>
-            <w:vAlign w:val="center"/>
-          </w:tcPr>
-          <w:p>
-            <w:pPr>
-              <w:spacing w:after="50"/>
-            </w:pPr>
-            <w:r>
-              <w:rPr>
-                <w:b/>
-                <w:bCs/>
-                <w:color w:val="12355B"/>
-                <w:sz w:val="24"/>
-                <w:szCs w:val="24"/>
-              </w:rPr>
-              <w:t xml:space="preserve">scale</w:t>
-            </w:r>
-            <w:r>
-              <w:rPr>
-                <w:i/>
-                <w:iCs/>
-                <w:color w:val="5F6F80"/>
-                <w:sz w:val="19"/>
-                <w:szCs w:val="19"/>
-              </w:rPr>
-              <w:t xml:space="preserve">   escala</w:t>
-            </w:r>
-          </w:p>
-          <w:p>
-            <w:pPr>
-              <w:spacing w:after="40"/>
-            </w:pPr>
-            <w:r>
-              <w:rPr>
-                <w:sz w:val="21"/>
-                <w:szCs w:val="21"/>
-              </w:rPr>
-              <w:t xml:space="preserve">What one grid unit stands for in the real situation.</w:t>
-            </w:r>
-          </w:p>
           <w:p>
             <w:pPr>
               <w:spacing w:after="0"/>
             </w:pPr>
-            <w:r>
-              <w:rPr>
-                <w:b/>
-                <w:bCs/>
-                <w:color w:val="1FA6A2"/>
-                <w:sz w:val="18"/>
-                <w:szCs w:val="18"/>
-              </w:rPr>
-              <w:t xml:space="preserve">Example:  </w:t>
-            </w:r>
             <w:r>
               <w:rPr>
                 <w:i/>
@@ -1036,23 +1309,6 @@
           </w:p>
         </w:tc>
       </w:tr>
-    </w:tbl>
-    <w:tbl>
-      <w:tblPr>
-        <w:tblW w:type="pct" w:w="100%"/>
-        <w:tblBorders>
-          <w:top w:val="none" w:color="FFFFFF" w:sz="0"/>
-          <w:left w:val="none" w:color="FFFFFF" w:sz="0"/>
-          <w:bottom w:val="single" w:color="C7D2DD" w:sz="4"/>
-          <w:right w:val="none" w:color="FFFFFF" w:sz="0"/>
-          <w:insideH w:val="none" w:color="FFFFFF" w:sz="0"/>
-          <w:insideV w:val="none" w:color="FFFFFF" w:sz="0"/>
-        </w:tblBorders>
-      </w:tblPr>
-      <w:tblGrid>
-        <w:gridCol w:w="1800"/>
-        <w:gridCol w:w="7560"/>
-      </w:tblGrid>
       <w:tr>
         <w:trPr>
           <w:cantSplit/>
@@ -1061,22 +1317,126 @@
           <w:tcPr>
             <w:tcW w:type="dxa" w:w="1800"/>
             <w:tcMar>
-              <w:top w:type="dxa" w:w="100"/>
-              <w:left w:type="dxa" w:w="40"/>
-              <w:bottom w:type="dxa" w:w="100"/>
-              <w:right w:type="dxa" w:w="120"/>
-            </w:tcMar>
-            <w:vAlign w:val="center"/>
-          </w:tcPr>
+              <w:top w:type="dxa" w:w="80"/>
+              <w:left w:type="dxa" w:w="100"/>
+              <w:bottom w:type="dxa" w:w="80"/>
+              <w:right w:type="dxa" w:w="100"/>
+            </w:tcMar>
+            <w:vAlign w:val="top"/>
+          </w:tcPr>
+          <w:p>
+            <w:pPr>
+              <w:spacing w:after="30"/>
+            </w:pPr>
+            <w:r>
+              <w:rPr>
+                <w:b/>
+                <w:bCs/>
+                <w:color w:val="12355B"/>
+                <w:sz w:val="21"/>
+                <w:szCs w:val="21"/>
+              </w:rPr>
+              <w:t xml:space="preserve">Side length</w:t>
+            </w:r>
+          </w:p>
           <w:p>
             <w:pPr>
               <w:spacing w:after="0"/>
+            </w:pPr>
+            <w:r>
+              <w:rPr>
+                <w:i/>
+                <w:iCs/>
+                <w:color w:val="5F6F80"/>
+                <w:sz w:val="18"/>
+                <w:szCs w:val="18"/>
+              </w:rPr>
+              <w:t xml:space="preserve">Longitud del lado</w:t>
+            </w:r>
+          </w:p>
+        </w:tc>
+        <w:tc>
+          <w:tcPr>
+            <w:tcW w:type="dxa" w:w="3160"/>
+            <w:tcMar>
+              <w:top w:type="dxa" w:w="80"/>
+              <w:left w:type="dxa" w:w="100"/>
+              <w:bottom w:type="dxa" w:w="80"/>
+              <w:right w:type="dxa" w:w="100"/>
+            </w:tcMar>
+            <w:vAlign w:val="top"/>
+          </w:tcPr>
+          <w:p>
+            <w:pPr>
+              <w:spacing w:after="0"/>
+            </w:pPr>
+            <w:r>
+              <w:rPr>
+                <w:sz w:val="20"/>
+                <w:szCs w:val="20"/>
+              </w:rPr>
+              <w:t xml:space="preserve">The distance between two vertices that are joined by a side.</w:t>
+            </w:r>
+          </w:p>
+        </w:tc>
+        <w:tc>
+          <w:tcPr>
+            <w:tcW w:type="dxa" w:w="2200"/>
+            <w:tcMar>
+              <w:top w:type="dxa" w:w="80"/>
+              <w:left w:type="dxa" w:w="100"/>
+              <w:bottom w:type="dxa" w:w="80"/>
+              <w:right w:type="dxa" w:w="100"/>
+            </w:tcMar>
+            <w:vAlign w:val="top"/>
+          </w:tcPr>
+          <w:p>
+            <w:pPr>
+              <w:spacing w:after="40"/>
+            </w:pPr>
+            <w:r>
+              <w:rPr>
+                <w:i/>
+                <w:iCs/>
+                <w:color w:val="5F6F80"/>
+                <w:sz w:val="19"/>
+                <w:szCs w:val="19"/>
+              </w:rPr>
+              <w:t xml:space="preserve">Not Side length: write a counter-example that breaks the definition.</w:t>
+            </w:r>
+          </w:p>
+          <w:p>
+            <w:pPr>
+              <w:pBdr>
+                <w:bottom w:val="single" w:color="AFBECC" w:sz="6"/>
+              </w:pBdr>
+              <w:spacing w:after="30" w:before="150"/>
+            </w:pPr>
+            <w:r>
+              <w:t xml:space="preserve"/>
+            </w:r>
+          </w:p>
+        </w:tc>
+        <w:tc>
+          <w:tcPr>
+            <w:tcW w:type="dxa" w:w="2200"/>
+            <w:tcMar>
+              <w:top w:type="dxa" w:w="80"/>
+              <w:left w:type="dxa" w:w="100"/>
+              <w:bottom w:type="dxa" w:w="80"/>
+              <w:right w:type="dxa" w:w="100"/>
+            </w:tcMar>
+            <w:vAlign w:val="top"/>
+          </w:tcPr>
+          <w:p>
+            <w:pPr>
+              <w:spacing w:after="40"/>
               <w:jc w:val="center"/>
             </w:pPr>
             <w:r>
               <w:drawing>
                 <wp:inline distT="0" distB="0" distL="0" distR="0">
-                  <wp:extent cx="1047750" cy="790575"/>
+                  <wp:extent cx="876300" cy="657225"/>
                   <wp:effectExtent t="0" r="0" b="0" l="0"/>
                   <wp:docPr id="1" name="" descr="" title=""/>
                   <wp:cNvGraphicFramePr>
@@ -1101,7 +1461,7 @@
                         <pic:spPr bwMode="auto">
                           <a:xfrm>
                             <a:off x="0" y="0"/>
-                            <a:ext cx="1047750" cy="790575"/>
+                            <a:ext cx="876300" cy="657225"/>
                           </a:xfrm>
                           <a:prstGeom prst="rect">
                             <a:avLst/>
@@ -1114,69 +1474,10 @@
               </w:drawing>
             </w:r>
           </w:p>
-        </w:tc>
-        <w:tc>
-          <w:tcPr>
-            <w:tcW w:type="dxa" w:w="7560"/>
-            <w:tcMar>
-              <w:top w:type="dxa" w:w="100"/>
-              <w:left w:type="dxa" w:w="40"/>
-              <w:bottom w:type="dxa" w:w="100"/>
-              <w:right w:type="dxa" w:w="40"/>
-            </w:tcMar>
-            <w:vAlign w:val="center"/>
-          </w:tcPr>
-          <w:p>
-            <w:pPr>
-              <w:spacing w:after="50"/>
-            </w:pPr>
-            <w:r>
-              <w:rPr>
-                <w:b/>
-                <w:bCs/>
-                <w:color w:val="12355B"/>
-                <w:sz w:val="24"/>
-                <w:szCs w:val="24"/>
-              </w:rPr>
-              <w:t xml:space="preserve">Side length</w:t>
-            </w:r>
-            <w:r>
-              <w:rPr>
-                <w:i/>
-                <w:iCs/>
-                <w:color w:val="5F6F80"/>
-                <w:sz w:val="19"/>
-                <w:szCs w:val="19"/>
-              </w:rPr>
-              <w:t xml:space="preserve">   Longitud del lado</w:t>
-            </w:r>
-          </w:p>
-          <w:p>
-            <w:pPr>
-              <w:spacing w:after="40"/>
-            </w:pPr>
-            <w:r>
-              <w:rPr>
-                <w:sz w:val="21"/>
-                <w:szCs w:val="21"/>
-              </w:rPr>
-              <w:t xml:space="preserve">The distance between two vertices that are joined by a side.</w:t>
-            </w:r>
-          </w:p>
           <w:p>
             <w:pPr>
               <w:spacing w:after="0"/>
             </w:pPr>
-            <w:r>
-              <w:rPr>
-                <w:b/>
-                <w:bCs/>
-                <w:color w:val="1FA6A2"/>
-                <w:sz w:val="18"/>
-                <w:szCs w:val="18"/>
-              </w:rPr>
-              <w:t xml:space="preserve">Example:  </w:t>
-            </w:r>
             <w:r>
               <w:rPr>
                 <w:i/>
@@ -3374,7 +3675,7 @@
           <w:sz w:val="19"/>
           <w:szCs w:val="19"/>
         </w:rPr>
-        <w:t xml:space="preserve">   You Do — show your work</w:t>
+        <w:t xml:space="preserve">   You Do — show your work and reasoning</w:t>
       </w:r>
     </w:p>
     <w:p>
@@ -3389,7 +3690,7 @@
           <w:sz w:val="19"/>
           <w:szCs w:val="19"/>
         </w:rPr>
-        <w:t xml:space="preserve">Solve each problem. Show your thinking in the work box.</w:t>
+        <w:t xml:space="preserve">Solve each problem in the middle column and explain your reasoning using the sentence starters on the right.</w:t>
       </w:r>
     </w:p>
     <w:p>
@@ -3418,120 +3719,258 @@
         <w:t xml:space="preserve">   grade-level practice</w:t>
       </w:r>
     </w:p>
-    <w:p>
-      <w:pPr>
-        <w:keepNext/>
-        <w:spacing w:after="60" w:before="160"/>
-      </w:pPr>
-      <w:r>
-        <w:rPr>
-          <w:b/>
-          <w:bCs/>
-          <w:color w:val="12355B"/>
-          <w:sz w:val="22"/>
-          <w:szCs w:val="22"/>
-        </w:rPr>
-        <w:t xml:space="preserve">1.  </w:t>
-      </w:r>
-      <w:r>
-        <w:rPr>
-          <w:b/>
-          <w:bCs/>
-          <w:sz w:val="21"/>
-          <w:szCs w:val="21"/>
-        </w:rPr>
-        <w:t xml:space="preserve">The park's marked vertices are 3 units apart and each unit is 100 feet. What is the park's width?</w:t>
-      </w:r>
-    </w:p>
-    <w:p>
-      <w:pPr>
-        <w:spacing w:after="40"/>
-        <w:ind w:left="420"/>
-      </w:pPr>
-      <w:r>
-        <w:rPr>
-          <w:sz w:val="20"/>
-          <w:szCs w:val="20"/>
-        </w:rPr>
-        <w:t xml:space="preserve">A)  3 feet</w:t>
-      </w:r>
-    </w:p>
-    <w:p>
-      <w:pPr>
-        <w:spacing w:after="40"/>
-        <w:ind w:left="420"/>
-      </w:pPr>
-      <w:r>
-        <w:rPr>
-          <w:sz w:val="20"/>
-          <w:szCs w:val="20"/>
-        </w:rPr>
-        <w:t xml:space="preserve">B)  30 feet</w:t>
-      </w:r>
-    </w:p>
-    <w:p>
-      <w:pPr>
-        <w:spacing w:after="40"/>
-        <w:ind w:left="420"/>
-      </w:pPr>
-      <w:r>
-        <w:rPr>
-          <w:sz w:val="20"/>
-          <w:szCs w:val="20"/>
-        </w:rPr>
-        <w:t xml:space="preserve">C)  103 feet</w:t>
-      </w:r>
-    </w:p>
-    <w:p>
-      <w:pPr>
-        <w:spacing w:after="40"/>
-        <w:ind w:left="420"/>
-      </w:pPr>
-      <w:r>
-        <w:rPr>
-          <w:sz w:val="20"/>
-          <w:szCs w:val="20"/>
-        </w:rPr>
-        <w:t xml:space="preserve">D)  300 feet</w:t>
-      </w:r>
-    </w:p>
-    <w:p>
-      <w:pPr>
-        <w:spacing w:after="20"/>
-      </w:pPr>
-      <w:r>
-        <w:t xml:space="preserve"/>
-      </w:r>
-    </w:p>
     <w:tbl>
       <w:tblPr>
-        <w:tblW w:type="pct" w:w="100%"/>
+        <w:tblW w:type="dxa" w:w="9360"/>
         <w:tblBorders>
           <w:top w:val="single" w:color="C7D2DD" w:sz="6"/>
           <w:left w:val="single" w:color="C7D2DD" w:sz="6"/>
           <w:bottom w:val="single" w:color="C7D2DD" w:sz="6"/>
           <w:right w:val="single" w:color="C7D2DD" w:sz="6"/>
-          <w:insideH w:val="single" w:color="auto" w:sz="4"/>
-          <w:insideV w:val="single" w:color="auto" w:sz="4"/>
+          <w:insideH w:val="single" w:color="C7D2DD" w:sz="6"/>
+          <w:insideV w:val="single" w:color="C7D2DD" w:sz="6"/>
         </w:tblBorders>
       </w:tblPr>
       <w:tblGrid>
-        <w:gridCol w:w="100"/>
+        <w:gridCol w:w="2800"/>
+        <w:gridCol w:w="3560"/>
+        <w:gridCol w:w="3000"/>
       </w:tblGrid>
       <w:tr>
-        <w:tc>
-          <w:tcPr>
+        <w:trPr>
+          <w:cantSplit/>
+          <w:tblHeader/>
+        </w:trPr>
+        <w:tc>
+          <w:tcPr>
+            <w:tcW w:type="dxa" w:w="2800"/>
+            <w:shd w:fill="EEF4F8" w:color="auto" w:val="clear"/>
+            <w:tcMar>
+              <w:top w:type="dxa" w:w="60"/>
+              <w:left w:type="dxa" w:w="100"/>
+              <w:bottom w:type="dxa" w:w="60"/>
+              <w:right w:type="dxa" w:w="100"/>
+            </w:tcMar>
+          </w:tcPr>
+          <w:p>
+            <w:pPr>
+              <w:spacing w:after="0"/>
+            </w:pPr>
+            <w:r>
+              <w:rPr>
+                <w:b/>
+                <w:bCs/>
+                <w:color w:val="12355B"/>
+                <w:sz w:val="16"/>
+                <w:szCs w:val="16"/>
+              </w:rPr>
+              <w:t xml:space="preserve">CORE PROBLEM / GIVEN REPRESENTATION</w:t>
+            </w:r>
+          </w:p>
+        </w:tc>
+        <w:tc>
+          <w:tcPr>
+            <w:tcW w:type="dxa" w:w="3560"/>
+            <w:shd w:fill="EEF4F8" w:color="auto" w:val="clear"/>
+            <w:tcMar>
+              <w:top w:type="dxa" w:w="60"/>
+              <w:left w:type="dxa" w:w="100"/>
+              <w:bottom w:type="dxa" w:w="60"/>
+              <w:right w:type="dxa" w:w="100"/>
+            </w:tcMar>
+          </w:tcPr>
+          <w:p>
+            <w:pPr>
+              <w:spacing w:after="0"/>
+            </w:pPr>
+            <w:r>
+              <w:rPr>
+                <w:b/>
+                <w:bCs/>
+                <w:color w:val="12355B"/>
+                <w:sz w:val="16"/>
+                <w:szCs w:val="16"/>
+              </w:rPr>
+              <w:t xml:space="preserve">WORKING SPACE / CALCULATION STEPS</w:t>
+            </w:r>
+          </w:p>
+        </w:tc>
+        <w:tc>
+          <w:tcPr>
+            <w:tcW w:type="dxa" w:w="3000"/>
             <w:shd w:fill="FBF3E2" w:color="auto" w:val="clear"/>
             <w:tcMar>
               <w:top w:type="dxa" w:w="60"/>
-              <w:left w:type="dxa" w:w="120"/>
+              <w:left w:type="dxa" w:w="100"/>
               <w:bottom w:type="dxa" w:w="60"/>
-              <w:right w:type="dxa" w:w="120"/>
-            </w:tcMar>
-          </w:tcPr>
-          <w:p>
-            <w:pPr>
-              <w:spacing w:after="0" w:line="320"/>
+              <w:right w:type="dxa" w:w="100"/>
+            </w:tcMar>
+          </w:tcPr>
+          <w:p>
+            <w:pPr>
+              <w:spacing w:after="0"/>
+            </w:pPr>
+            <w:r>
+              <w:rPr>
+                <w:b/>
+                <w:bCs/>
+                <w:color w:val="B97A12"/>
+                <w:sz w:val="16"/>
+                <w:szCs w:val="16"/>
+              </w:rPr>
+              <w:t xml:space="preserve">EXPLAIN YOUR REASONING</w:t>
+            </w:r>
+          </w:p>
+        </w:tc>
+      </w:tr>
+      <w:tr>
+        <w:trPr>
+          <w:cantSplit/>
+        </w:trPr>
+        <w:tc>
+          <w:tcPr>
+            <w:tcW w:type="dxa" w:w="2800"/>
+            <w:tcMar>
+              <w:top w:type="dxa" w:w="80"/>
+              <w:left w:type="dxa" w:w="100"/>
+              <w:bottom w:type="dxa" w:w="80"/>
+              <w:right w:type="dxa" w:w="100"/>
+            </w:tcMar>
+            <w:vAlign w:val="top"/>
+          </w:tcPr>
+          <w:p>
+            <w:pPr>
+              <w:spacing w:after="60"/>
+            </w:pPr>
+            <w:r>
+              <w:rPr>
+                <w:b/>
+                <w:bCs/>
+                <w:color w:val="12355B"/>
+                <w:sz w:val="21"/>
+                <w:szCs w:val="21"/>
+              </w:rPr>
+              <w:t xml:space="preserve">1.  </w:t>
+            </w:r>
+            <w:r>
+              <w:rPr>
+                <w:b/>
+                <w:bCs/>
+                <w:sz w:val="20"/>
+                <w:szCs w:val="20"/>
+              </w:rPr>
+              <w:t xml:space="preserve">The park's marked vertices are 3 units apart and each unit is 100 feet. What is the park's width?</w:t>
+            </w:r>
+          </w:p>
+          <w:p>
+            <w:pPr>
+              <w:spacing w:after="30"/>
+              <w:ind w:left="180"/>
+            </w:pPr>
+            <w:r>
+              <w:rPr>
+                <w:sz w:val="19"/>
+                <w:szCs w:val="19"/>
+              </w:rPr>
+              <w:t xml:space="preserve">A)  3 feet</w:t>
+            </w:r>
+          </w:p>
+          <w:p>
+            <w:pPr>
+              <w:spacing w:after="30"/>
+              <w:ind w:left="180"/>
+            </w:pPr>
+            <w:r>
+              <w:rPr>
+                <w:sz w:val="19"/>
+                <w:szCs w:val="19"/>
+              </w:rPr>
+              <w:t xml:space="preserve">B)  30 feet</w:t>
+            </w:r>
+          </w:p>
+          <w:p>
+            <w:pPr>
+              <w:spacing w:after="30"/>
+              <w:ind w:left="180"/>
+            </w:pPr>
+            <w:r>
+              <w:rPr>
+                <w:sz w:val="19"/>
+                <w:szCs w:val="19"/>
+              </w:rPr>
+              <w:t xml:space="preserve">C)  103 feet</w:t>
+            </w:r>
+          </w:p>
+          <w:p>
+            <w:pPr>
+              <w:spacing w:after="30"/>
+              <w:ind w:left="180"/>
+            </w:pPr>
+            <w:r>
+              <w:rPr>
+                <w:sz w:val="19"/>
+                <w:szCs w:val="19"/>
+              </w:rPr>
+              <w:t xml:space="preserve">D)  300 feet</w:t>
+            </w:r>
+          </w:p>
+        </w:tc>
+        <w:tc>
+          <w:tcPr>
+            <w:tcW w:type="dxa" w:w="3560"/>
+            <w:tcMar>
+              <w:top w:type="dxa" w:w="80"/>
+              <w:left w:type="dxa" w:w="100"/>
+              <w:bottom w:type="dxa" w:w="80"/>
+              <w:right w:type="dxa" w:w="100"/>
+            </w:tcMar>
+            <w:vAlign w:val="top"/>
+          </w:tcPr>
+          <w:p>
+            <w:pPr>
+              <w:spacing w:after="40"/>
+            </w:pPr>
+            <w:r>
+              <w:rPr>
+                <w:b/>
+                <w:bCs/>
+                <w:color w:val="1FA6A2"/>
+                <w:sz w:val="19"/>
+                <w:szCs w:val="19"/>
+              </w:rPr>
+              <w:t xml:space="preserve">Solution:  </w:t>
+            </w:r>
+            <w:r>
+              <w:rPr>
+                <w:b/>
+                <w:bCs/>
+                <w:sz w:val="19"/>
+                <w:szCs w:val="19"/>
+              </w:rPr>
+              <w:t xml:space="preserve">D)  300 feet</w:t>
+            </w:r>
+          </w:p>
+          <w:p>
+            <w:pPr>
+              <w:spacing w:after="40"/>
+            </w:pPr>
+            <w:r>
+              <w:rPr>
+                <w:i/>
+                <w:iCs/>
+                <w:color w:val="5F6F80"/>
+                <w:sz w:val="18"/>
+                <w:szCs w:val="18"/>
+              </w:rPr>
+              <w:t xml:space="preserve">3 units × 100 feet per unit = 300 feet.</w:t>
+            </w:r>
+          </w:p>
+          <w:p>
+            <w:pPr>
+              <w:pBdr>
+                <w:bottom w:val="single" w:color="AFBECC" w:sz="6"/>
+              </w:pBdr>
+              <w:spacing w:after="30" w:before="150"/>
             </w:pPr>
             <w:r>
               <w:t xml:space="preserve"/>
@@ -3539,7 +3978,125 @@
           </w:p>
           <w:p>
             <w:pPr>
-              <w:spacing w:after="0" w:line="320"/>
+              <w:pBdr>
+                <w:bottom w:val="single" w:color="AFBECC" w:sz="6"/>
+              </w:pBdr>
+              <w:spacing w:after="30" w:before="150"/>
+            </w:pPr>
+            <w:r>
+              <w:t xml:space="preserve"/>
+            </w:r>
+          </w:p>
+        </w:tc>
+        <w:tc>
+          <w:tcPr>
+            <w:tcW w:type="dxa" w:w="3000"/>
+            <w:shd w:fill="FBF3E2" w:color="auto" w:val="clear"/>
+            <w:tcMar>
+              <w:top w:type="dxa" w:w="80"/>
+              <w:left w:type="dxa" w:w="100"/>
+              <w:bottom w:type="dxa" w:w="80"/>
+              <w:right w:type="dxa" w:w="100"/>
+            </w:tcMar>
+            <w:vAlign w:val="top"/>
+          </w:tcPr>
+          <w:p>
+            <w:pPr>
+              <w:spacing w:after="40"/>
+            </w:pPr>
+            <w:r>
+              <w:rPr>
+                <w:b/>
+                <w:bCs/>
+                <w:color w:val="12355B"/>
+                <w:sz w:val="19"/>
+                <w:szCs w:val="19"/>
+              </w:rPr>
+              <w:t xml:space="preserve">Because... </w:t>
+            </w:r>
+            <w:r>
+              <w:rPr>
+                <w:color w:val="AFBECC"/>
+                <w:sz w:val="19"/>
+                <w:szCs w:val="19"/>
+              </w:rPr>
+              <w:t xml:space="preserve">________________</w:t>
+            </w:r>
+          </w:p>
+          <w:p>
+            <w:pPr>
+              <w:pBdr>
+                <w:bottom w:val="single" w:color="AFBECC" w:sz="6"/>
+              </w:pBdr>
+              <w:spacing w:after="30" w:before="150"/>
+            </w:pPr>
+            <w:r>
+              <w:t xml:space="preserve"/>
+            </w:r>
+          </w:p>
+          <w:p>
+            <w:pPr>
+              <w:spacing w:after="40" w:before="80"/>
+            </w:pPr>
+            <w:r>
+              <w:rPr>
+                <w:b/>
+                <w:bCs/>
+                <w:color w:val="6B4FA0"/>
+                <w:sz w:val="19"/>
+                <w:szCs w:val="19"/>
+              </w:rPr>
+              <w:t xml:space="preserve">Although... </w:t>
+            </w:r>
+            <w:r>
+              <w:rPr>
+                <w:color w:val="AFBECC"/>
+                <w:sz w:val="19"/>
+                <w:szCs w:val="19"/>
+              </w:rPr>
+              <w:t xml:space="preserve">_______________</w:t>
+            </w:r>
+          </w:p>
+          <w:p>
+            <w:pPr>
+              <w:pBdr>
+                <w:bottom w:val="single" w:color="AFBECC" w:sz="6"/>
+              </w:pBdr>
+              <w:spacing w:after="30" w:before="150"/>
+            </w:pPr>
+            <w:r>
+              <w:t xml:space="preserve"/>
+            </w:r>
+          </w:p>
+          <w:p>
+            <w:pPr>
+              <w:spacing w:after="40" w:before="80"/>
+            </w:pPr>
+            <w:r>
+              <w:rPr>
+                <w:b/>
+                <w:bCs/>
+                <w:color w:val="1FA6A2"/>
+                <w:sz w:val="19"/>
+                <w:szCs w:val="19"/>
+              </w:rPr>
+              <w:t xml:space="preserve">Therefore... </w:t>
+            </w:r>
+            <w:r>
+              <w:rPr>
+                <w:color w:val="AFBECC"/>
+                <w:sz w:val="19"/>
+                <w:szCs w:val="19"/>
+              </w:rPr>
+              <w:t xml:space="preserve">______________</w:t>
+            </w:r>
+          </w:p>
+          <w:p>
+            <w:pPr>
+              <w:pBdr>
+                <w:bottom w:val="single" w:color="AFBECC" w:sz="6"/>
+              </w:pBdr>
+              <w:spacing w:after="30" w:before="150"/>
             </w:pPr>
             <w:r>
               <w:t xml:space="preserve"/>
@@ -3550,84 +4107,7 @@
     </w:tbl>
     <w:p>
       <w:pPr>
-        <w:keepNext/>
-        <w:spacing w:after="60" w:before="160"/>
-      </w:pPr>
-      <w:r>
-        <w:rPr>
-          <w:b/>
-          <w:bCs/>
-          <w:color w:val="12355B"/>
-          <w:sz w:val="22"/>
-          <w:szCs w:val="22"/>
-        </w:rPr>
-        <w:t xml:space="preserve">2.  </w:t>
-      </w:r>
-      <w:r>
-        <w:rPr>
-          <w:b/>
-          <w:bCs/>
-          <w:sz w:val="21"/>
-          <w:szCs w:val="21"/>
-        </w:rPr>
-        <w:t xml:space="preserve">The park's area must be 240,000 sq ft and its width is 300 ft. What is its length?</w:t>
-      </w:r>
-    </w:p>
-    <w:p>
-      <w:pPr>
-        <w:spacing w:after="40"/>
-        <w:ind w:left="420"/>
-      </w:pPr>
-      <w:r>
-        <w:rPr>
-          <w:sz w:val="20"/>
-          <w:szCs w:val="20"/>
-        </w:rPr>
-        <w:t xml:space="preserve">A)  720 feet</w:t>
-      </w:r>
-    </w:p>
-    <w:p>
-      <w:pPr>
-        <w:spacing w:after="40"/>
-        <w:ind w:left="420"/>
-      </w:pPr>
-      <w:r>
-        <w:rPr>
-          <w:sz w:val="20"/>
-          <w:szCs w:val="20"/>
-        </w:rPr>
-        <w:t xml:space="preserve">B)  800 feet</w:t>
-      </w:r>
-    </w:p>
-    <w:p>
-      <w:pPr>
-        <w:spacing w:after="40"/>
-        <w:ind w:left="420"/>
-      </w:pPr>
-      <w:r>
-        <w:rPr>
-          <w:sz w:val="20"/>
-          <w:szCs w:val="20"/>
-        </w:rPr>
-        <w:t xml:space="preserve">C)  80,000 feet</w:t>
-      </w:r>
-    </w:p>
-    <w:p>
-      <w:pPr>
-        <w:spacing w:after="40"/>
-        <w:ind w:left="420"/>
-      </w:pPr>
-      <w:r>
-        <w:rPr>
-          <w:sz w:val="20"/>
-          <w:szCs w:val="20"/>
-        </w:rPr>
-        <w:t xml:space="preserve">D)  240,300 feet</w:t>
-      </w:r>
-    </w:p>
-    <w:p>
-      <w:pPr>
-        <w:spacing w:after="20"/>
+        <w:spacing w:after="80"/>
       </w:pPr>
       <w:r>
         <w:t xml:space="preserve"/>
@@ -3635,33 +4115,256 @@
     </w:p>
     <w:tbl>
       <w:tblPr>
-        <w:tblW w:type="pct" w:w="100%"/>
+        <w:tblW w:type="dxa" w:w="9360"/>
         <w:tblBorders>
           <w:top w:val="single" w:color="C7D2DD" w:sz="6"/>
           <w:left w:val="single" w:color="C7D2DD" w:sz="6"/>
           <w:bottom w:val="single" w:color="C7D2DD" w:sz="6"/>
           <w:right w:val="single" w:color="C7D2DD" w:sz="6"/>
-          <w:insideH w:val="single" w:color="auto" w:sz="4"/>
-          <w:insideV w:val="single" w:color="auto" w:sz="4"/>
+          <w:insideH w:val="single" w:color="C7D2DD" w:sz="6"/>
+          <w:insideV w:val="single" w:color="C7D2DD" w:sz="6"/>
         </w:tblBorders>
       </w:tblPr>
       <w:tblGrid>
-        <w:gridCol w:w="100"/>
+        <w:gridCol w:w="2800"/>
+        <w:gridCol w:w="3560"/>
+        <w:gridCol w:w="3000"/>
       </w:tblGrid>
       <w:tr>
-        <w:tc>
-          <w:tcPr>
+        <w:trPr>
+          <w:cantSplit/>
+          <w:tblHeader/>
+        </w:trPr>
+        <w:tc>
+          <w:tcPr>
+            <w:tcW w:type="dxa" w:w="2800"/>
+            <w:shd w:fill="EEF4F8" w:color="auto" w:val="clear"/>
+            <w:tcMar>
+              <w:top w:type="dxa" w:w="60"/>
+              <w:left w:type="dxa" w:w="100"/>
+              <w:bottom w:type="dxa" w:w="60"/>
+              <w:right w:type="dxa" w:w="100"/>
+            </w:tcMar>
+          </w:tcPr>
+          <w:p>
+            <w:pPr>
+              <w:spacing w:after="0"/>
+            </w:pPr>
+            <w:r>
+              <w:rPr>
+                <w:b/>
+                <w:bCs/>
+                <w:color w:val="12355B"/>
+                <w:sz w:val="16"/>
+                <w:szCs w:val="16"/>
+              </w:rPr>
+              <w:t xml:space="preserve">CORE PROBLEM / GIVEN REPRESENTATION</w:t>
+            </w:r>
+          </w:p>
+        </w:tc>
+        <w:tc>
+          <w:tcPr>
+            <w:tcW w:type="dxa" w:w="3560"/>
+            <w:shd w:fill="EEF4F8" w:color="auto" w:val="clear"/>
+            <w:tcMar>
+              <w:top w:type="dxa" w:w="60"/>
+              <w:left w:type="dxa" w:w="100"/>
+              <w:bottom w:type="dxa" w:w="60"/>
+              <w:right w:type="dxa" w:w="100"/>
+            </w:tcMar>
+          </w:tcPr>
+          <w:p>
+            <w:pPr>
+              <w:spacing w:after="0"/>
+            </w:pPr>
+            <w:r>
+              <w:rPr>
+                <w:b/>
+                <w:bCs/>
+                <w:color w:val="12355B"/>
+                <w:sz w:val="16"/>
+                <w:szCs w:val="16"/>
+              </w:rPr>
+              <w:t xml:space="preserve">WORKING SPACE / CALCULATION STEPS</w:t>
+            </w:r>
+          </w:p>
+        </w:tc>
+        <w:tc>
+          <w:tcPr>
+            <w:tcW w:type="dxa" w:w="3000"/>
             <w:shd w:fill="FBF3E2" w:color="auto" w:val="clear"/>
             <w:tcMar>
               <w:top w:type="dxa" w:w="60"/>
-              <w:left w:type="dxa" w:w="120"/>
+              <w:left w:type="dxa" w:w="100"/>
               <w:bottom w:type="dxa" w:w="60"/>
-              <w:right w:type="dxa" w:w="120"/>
-            </w:tcMar>
-          </w:tcPr>
-          <w:p>
-            <w:pPr>
-              <w:spacing w:after="0" w:line="320"/>
+              <w:right w:type="dxa" w:w="100"/>
+            </w:tcMar>
+          </w:tcPr>
+          <w:p>
+            <w:pPr>
+              <w:spacing w:after="0"/>
+            </w:pPr>
+            <w:r>
+              <w:rPr>
+                <w:b/>
+                <w:bCs/>
+                <w:color w:val="B97A12"/>
+                <w:sz w:val="16"/>
+                <w:szCs w:val="16"/>
+              </w:rPr>
+              <w:t xml:space="preserve">EXPLAIN YOUR REASONING</w:t>
+            </w:r>
+          </w:p>
+        </w:tc>
+      </w:tr>
+      <w:tr>
+        <w:trPr>
+          <w:cantSplit/>
+        </w:trPr>
+        <w:tc>
+          <w:tcPr>
+            <w:tcW w:type="dxa" w:w="2800"/>
+            <w:tcMar>
+              <w:top w:type="dxa" w:w="80"/>
+              <w:left w:type="dxa" w:w="100"/>
+              <w:bottom w:type="dxa" w:w="80"/>
+              <w:right w:type="dxa" w:w="100"/>
+            </w:tcMar>
+            <w:vAlign w:val="top"/>
+          </w:tcPr>
+          <w:p>
+            <w:pPr>
+              <w:spacing w:after="60"/>
+            </w:pPr>
+            <w:r>
+              <w:rPr>
+                <w:b/>
+                <w:bCs/>
+                <w:color w:val="12355B"/>
+                <w:sz w:val="21"/>
+                <w:szCs w:val="21"/>
+              </w:rPr>
+              <w:t xml:space="preserve">2.  </w:t>
+            </w:r>
+            <w:r>
+              <w:rPr>
+                <w:b/>
+                <w:bCs/>
+                <w:sz w:val="20"/>
+                <w:szCs w:val="20"/>
+              </w:rPr>
+              <w:t xml:space="preserve">The park's area must be 240,000 sq ft and its width is 300 ft. What is its length?</w:t>
+            </w:r>
+          </w:p>
+          <w:p>
+            <w:pPr>
+              <w:spacing w:after="30"/>
+              <w:ind w:left="180"/>
+            </w:pPr>
+            <w:r>
+              <w:rPr>
+                <w:sz w:val="19"/>
+                <w:szCs w:val="19"/>
+              </w:rPr>
+              <w:t xml:space="preserve">A)  720 feet</w:t>
+            </w:r>
+          </w:p>
+          <w:p>
+            <w:pPr>
+              <w:spacing w:after="30"/>
+              <w:ind w:left="180"/>
+            </w:pPr>
+            <w:r>
+              <w:rPr>
+                <w:sz w:val="19"/>
+                <w:szCs w:val="19"/>
+              </w:rPr>
+              <w:t xml:space="preserve">B)  800 feet</w:t>
+            </w:r>
+          </w:p>
+          <w:p>
+            <w:pPr>
+              <w:spacing w:after="30"/>
+              <w:ind w:left="180"/>
+            </w:pPr>
+            <w:r>
+              <w:rPr>
+                <w:sz w:val="19"/>
+                <w:szCs w:val="19"/>
+              </w:rPr>
+              <w:t xml:space="preserve">C)  80,000 feet</w:t>
+            </w:r>
+          </w:p>
+          <w:p>
+            <w:pPr>
+              <w:spacing w:after="30"/>
+              <w:ind w:left="180"/>
+            </w:pPr>
+            <w:r>
+              <w:rPr>
+                <w:sz w:val="19"/>
+                <w:szCs w:val="19"/>
+              </w:rPr>
+              <w:t xml:space="preserve">D)  240,300 feet</w:t>
+            </w:r>
+          </w:p>
+        </w:tc>
+        <w:tc>
+          <w:tcPr>
+            <w:tcW w:type="dxa" w:w="3560"/>
+            <w:tcMar>
+              <w:top w:type="dxa" w:w="80"/>
+              <w:left w:type="dxa" w:w="100"/>
+              <w:bottom w:type="dxa" w:w="80"/>
+              <w:right w:type="dxa" w:w="100"/>
+            </w:tcMar>
+            <w:vAlign w:val="top"/>
+          </w:tcPr>
+          <w:p>
+            <w:pPr>
+              <w:spacing w:after="40"/>
+            </w:pPr>
+            <w:r>
+              <w:rPr>
+                <w:b/>
+                <w:bCs/>
+                <w:color w:val="1FA6A2"/>
+                <w:sz w:val="19"/>
+                <w:szCs w:val="19"/>
+              </w:rPr>
+              <w:t xml:space="preserve">Solution:  </w:t>
+            </w:r>
+            <w:r>
+              <w:rPr>
+                <w:b/>
+                <w:bCs/>
+                <w:sz w:val="19"/>
+                <w:szCs w:val="19"/>
+              </w:rPr>
+              <w:t xml:space="preserve">B)  800 feet</w:t>
+            </w:r>
+          </w:p>
+          <w:p>
+            <w:pPr>
+              <w:spacing w:after="40"/>
+            </w:pPr>
+            <w:r>
+              <w:rPr>
+                <w:i/>
+                <w:iCs/>
+                <w:color w:val="5F6F80"/>
+                <w:sz w:val="18"/>
+                <w:szCs w:val="18"/>
+              </w:rPr>
+              <w:t xml:space="preserve">Length = area ÷ width = 240,000 ÷ 300 = 800 feet.</w:t>
+            </w:r>
+          </w:p>
+          <w:p>
+            <w:pPr>
+              <w:pBdr>
+                <w:bottom w:val="single" w:color="AFBECC" w:sz="6"/>
+              </w:pBdr>
+              <w:spacing w:after="30" w:before="150"/>
             </w:pPr>
             <w:r>
               <w:t xml:space="preserve"/>
@@ -3669,7 +4372,125 @@
           </w:p>
           <w:p>
             <w:pPr>
-              <w:spacing w:after="0" w:line="320"/>
+              <w:pBdr>
+                <w:bottom w:val="single" w:color="AFBECC" w:sz="6"/>
+              </w:pBdr>
+              <w:spacing w:after="30" w:before="150"/>
+            </w:pPr>
+            <w:r>
+              <w:t xml:space="preserve"/>
+            </w:r>
+          </w:p>
+        </w:tc>
+        <w:tc>
+          <w:tcPr>
+            <w:tcW w:type="dxa" w:w="3000"/>
+            <w:shd w:fill="FBF3E2" w:color="auto" w:val="clear"/>
+            <w:tcMar>
+              <w:top w:type="dxa" w:w="80"/>
+              <w:left w:type="dxa" w:w="100"/>
+              <w:bottom w:type="dxa" w:w="80"/>
+              <w:right w:type="dxa" w:w="100"/>
+            </w:tcMar>
+            <w:vAlign w:val="top"/>
+          </w:tcPr>
+          <w:p>
+            <w:pPr>
+              <w:spacing w:after="40"/>
+            </w:pPr>
+            <w:r>
+              <w:rPr>
+                <w:b/>
+                <w:bCs/>
+                <w:color w:val="12355B"/>
+                <w:sz w:val="19"/>
+                <w:szCs w:val="19"/>
+              </w:rPr>
+              <w:t xml:space="preserve">Because... </w:t>
+            </w:r>
+            <w:r>
+              <w:rPr>
+                <w:color w:val="AFBECC"/>
+                <w:sz w:val="19"/>
+                <w:szCs w:val="19"/>
+              </w:rPr>
+              <w:t xml:space="preserve">________________</w:t>
+            </w:r>
+          </w:p>
+          <w:p>
+            <w:pPr>
+              <w:pBdr>
+                <w:bottom w:val="single" w:color="AFBECC" w:sz="6"/>
+              </w:pBdr>
+              <w:spacing w:after="30" w:before="150"/>
+            </w:pPr>
+            <w:r>
+              <w:t xml:space="preserve"/>
+            </w:r>
+          </w:p>
+          <w:p>
+            <w:pPr>
+              <w:spacing w:after="40" w:before="80"/>
+            </w:pPr>
+            <w:r>
+              <w:rPr>
+                <w:b/>
+                <w:bCs/>
+                <w:color w:val="6B4FA0"/>
+                <w:sz w:val="19"/>
+                <w:szCs w:val="19"/>
+              </w:rPr>
+              <w:t xml:space="preserve">Although... </w:t>
+            </w:r>
+            <w:r>
+              <w:rPr>
+                <w:color w:val="AFBECC"/>
+                <w:sz w:val="19"/>
+                <w:szCs w:val="19"/>
+              </w:rPr>
+              <w:t xml:space="preserve">_______________</w:t>
+            </w:r>
+          </w:p>
+          <w:p>
+            <w:pPr>
+              <w:pBdr>
+                <w:bottom w:val="single" w:color="AFBECC" w:sz="6"/>
+              </w:pBdr>
+              <w:spacing w:after="30" w:before="150"/>
+            </w:pPr>
+            <w:r>
+              <w:t xml:space="preserve"/>
+            </w:r>
+          </w:p>
+          <w:p>
+            <w:pPr>
+              <w:spacing w:after="40" w:before="80"/>
+            </w:pPr>
+            <w:r>
+              <w:rPr>
+                <w:b/>
+                <w:bCs/>
+                <w:color w:val="1FA6A2"/>
+                <w:sz w:val="19"/>
+                <w:szCs w:val="19"/>
+              </w:rPr>
+              <w:t xml:space="preserve">Therefore... </w:t>
+            </w:r>
+            <w:r>
+              <w:rPr>
+                <w:color w:val="AFBECC"/>
+                <w:sz w:val="19"/>
+                <w:szCs w:val="19"/>
+              </w:rPr>
+              <w:t xml:space="preserve">______________</w:t>
+            </w:r>
+          </w:p>
+          <w:p>
+            <w:pPr>
+              <w:pBdr>
+                <w:bottom w:val="single" w:color="AFBECC" w:sz="6"/>
+              </w:pBdr>
+              <w:spacing w:after="30" w:before="150"/>
             </w:pPr>
             <w:r>
               <w:t xml:space="preserve"/>
@@ -3680,84 +4501,7 @@
     </w:tbl>
     <w:p>
       <w:pPr>
-        <w:keepNext/>
-        <w:spacing w:after="60" w:before="160"/>
-      </w:pPr>
-      <w:r>
-        <w:rPr>
-          <w:b/>
-          <w:bCs/>
-          <w:color w:val="12355B"/>
-          <w:sz w:val="22"/>
-          <w:szCs w:val="22"/>
-        </w:rPr>
-        <w:t xml:space="preserve">3.  </w:t>
-      </w:r>
-      <w:r>
-        <w:rPr>
-          <w:b/>
-          <w:bCs/>
-          <w:sz w:val="21"/>
-          <w:szCs w:val="21"/>
-        </w:rPr>
-        <w:t xml:space="preserve">The length is 800 feet and each unit represents 100 feet. How many units long is the park on the map?</w:t>
-      </w:r>
-    </w:p>
-    <w:p>
-      <w:pPr>
-        <w:spacing w:after="40"/>
-        <w:ind w:left="420"/>
-      </w:pPr>
-      <w:r>
-        <w:rPr>
-          <w:sz w:val="20"/>
-          <w:szCs w:val="20"/>
-        </w:rPr>
-        <w:t xml:space="preserve">A)  0.8 units</w:t>
-      </w:r>
-    </w:p>
-    <w:p>
-      <w:pPr>
-        <w:spacing w:after="40"/>
-        <w:ind w:left="420"/>
-      </w:pPr>
-      <w:r>
-        <w:rPr>
-          <w:sz w:val="20"/>
-          <w:szCs w:val="20"/>
-        </w:rPr>
-        <w:t xml:space="preserve">B)  8 units</w:t>
-      </w:r>
-    </w:p>
-    <w:p>
-      <w:pPr>
-        <w:spacing w:after="40"/>
-        <w:ind w:left="420"/>
-      </w:pPr>
-      <w:r>
-        <w:rPr>
-          <w:sz w:val="20"/>
-          <w:szCs w:val="20"/>
-        </w:rPr>
-        <w:t xml:space="preserve">C)  80 units</w:t>
-      </w:r>
-    </w:p>
-    <w:p>
-      <w:pPr>
-        <w:spacing w:after="40"/>
-        <w:ind w:left="420"/>
-      </w:pPr>
-      <w:r>
-        <w:rPr>
-          <w:sz w:val="20"/>
-          <w:szCs w:val="20"/>
-        </w:rPr>
-        <w:t xml:space="preserve">D)  800 units</w:t>
-      </w:r>
-    </w:p>
-    <w:p>
-      <w:pPr>
-        <w:spacing w:after="20"/>
+        <w:spacing w:after="80"/>
       </w:pPr>
       <w:r>
         <w:t xml:space="preserve"/>
@@ -3765,33 +4509,256 @@
     </w:p>
     <w:tbl>
       <w:tblPr>
-        <w:tblW w:type="pct" w:w="100%"/>
+        <w:tblW w:type="dxa" w:w="9360"/>
         <w:tblBorders>
           <w:top w:val="single" w:color="C7D2DD" w:sz="6"/>
           <w:left w:val="single" w:color="C7D2DD" w:sz="6"/>
           <w:bottom w:val="single" w:color="C7D2DD" w:sz="6"/>
           <w:right w:val="single" w:color="C7D2DD" w:sz="6"/>
-          <w:insideH w:val="single" w:color="auto" w:sz="4"/>
-          <w:insideV w:val="single" w:color="auto" w:sz="4"/>
+          <w:insideH w:val="single" w:color="C7D2DD" w:sz="6"/>
+          <w:insideV w:val="single" w:color="C7D2DD" w:sz="6"/>
         </w:tblBorders>
       </w:tblPr>
       <w:tblGrid>
-        <w:gridCol w:w="100"/>
+        <w:gridCol w:w="2800"/>
+        <w:gridCol w:w="3560"/>
+        <w:gridCol w:w="3000"/>
       </w:tblGrid>
       <w:tr>
-        <w:tc>
-          <w:tcPr>
+        <w:trPr>
+          <w:cantSplit/>
+          <w:tblHeader/>
+        </w:trPr>
+        <w:tc>
+          <w:tcPr>
+            <w:tcW w:type="dxa" w:w="2800"/>
+            <w:shd w:fill="EEF4F8" w:color="auto" w:val="clear"/>
+            <w:tcMar>
+              <w:top w:type="dxa" w:w="60"/>
+              <w:left w:type="dxa" w:w="100"/>
+              <w:bottom w:type="dxa" w:w="60"/>
+              <w:right w:type="dxa" w:w="100"/>
+            </w:tcMar>
+          </w:tcPr>
+          <w:p>
+            <w:pPr>
+              <w:spacing w:after="0"/>
+            </w:pPr>
+            <w:r>
+              <w:rPr>
+                <w:b/>
+                <w:bCs/>
+                <w:color w:val="12355B"/>
+                <w:sz w:val="16"/>
+                <w:szCs w:val="16"/>
+              </w:rPr>
+              <w:t xml:space="preserve">CORE PROBLEM / GIVEN REPRESENTATION</w:t>
+            </w:r>
+          </w:p>
+        </w:tc>
+        <w:tc>
+          <w:tcPr>
+            <w:tcW w:type="dxa" w:w="3560"/>
+            <w:shd w:fill="EEF4F8" w:color="auto" w:val="clear"/>
+            <w:tcMar>
+              <w:top w:type="dxa" w:w="60"/>
+              <w:left w:type="dxa" w:w="100"/>
+              <w:bottom w:type="dxa" w:w="60"/>
+              <w:right w:type="dxa" w:w="100"/>
+            </w:tcMar>
+          </w:tcPr>
+          <w:p>
+            <w:pPr>
+              <w:spacing w:after="0"/>
+            </w:pPr>
+            <w:r>
+              <w:rPr>
+                <w:b/>
+                <w:bCs/>
+                <w:color w:val="12355B"/>
+                <w:sz w:val="16"/>
+                <w:szCs w:val="16"/>
+              </w:rPr>
+              <w:t xml:space="preserve">WORKING SPACE / CALCULATION STEPS</w:t>
+            </w:r>
+          </w:p>
+        </w:tc>
+        <w:tc>
+          <w:tcPr>
+            <w:tcW w:type="dxa" w:w="3000"/>
             <w:shd w:fill="FBF3E2" w:color="auto" w:val="clear"/>
             <w:tcMar>
               <w:top w:type="dxa" w:w="60"/>
-              <w:left w:type="dxa" w:w="120"/>
+              <w:left w:type="dxa" w:w="100"/>
               <w:bottom w:type="dxa" w:w="60"/>
-              <w:right w:type="dxa" w:w="120"/>
-            </w:tcMar>
-          </w:tcPr>
-          <w:p>
-            <w:pPr>
-              <w:spacing w:after="0" w:line="320"/>
+              <w:right w:type="dxa" w:w="100"/>
+            </w:tcMar>
+          </w:tcPr>
+          <w:p>
+            <w:pPr>
+              <w:spacing w:after="0"/>
+            </w:pPr>
+            <w:r>
+              <w:rPr>
+                <w:b/>
+                <w:bCs/>
+                <w:color w:val="B97A12"/>
+                <w:sz w:val="16"/>
+                <w:szCs w:val="16"/>
+              </w:rPr>
+              <w:t xml:space="preserve">EXPLAIN YOUR REASONING</w:t>
+            </w:r>
+          </w:p>
+        </w:tc>
+      </w:tr>
+      <w:tr>
+        <w:trPr>
+          <w:cantSplit/>
+        </w:trPr>
+        <w:tc>
+          <w:tcPr>
+            <w:tcW w:type="dxa" w:w="2800"/>
+            <w:tcMar>
+              <w:top w:type="dxa" w:w="80"/>
+              <w:left w:type="dxa" w:w="100"/>
+              <w:bottom w:type="dxa" w:w="80"/>
+              <w:right w:type="dxa" w:w="100"/>
+            </w:tcMar>
+            <w:vAlign w:val="top"/>
+          </w:tcPr>
+          <w:p>
+            <w:pPr>
+              <w:spacing w:after="60"/>
+            </w:pPr>
+            <w:r>
+              <w:rPr>
+                <w:b/>
+                <w:bCs/>
+                <w:color w:val="12355B"/>
+                <w:sz w:val="21"/>
+                <w:szCs w:val="21"/>
+              </w:rPr>
+              <w:t xml:space="preserve">3.  </w:t>
+            </w:r>
+            <w:r>
+              <w:rPr>
+                <w:b/>
+                <w:bCs/>
+                <w:sz w:val="20"/>
+                <w:szCs w:val="20"/>
+              </w:rPr>
+              <w:t xml:space="preserve">The length is 800 feet and each unit represents 100 feet. How many units long is the park on the map?</w:t>
+            </w:r>
+          </w:p>
+          <w:p>
+            <w:pPr>
+              <w:spacing w:after="30"/>
+              <w:ind w:left="180"/>
+            </w:pPr>
+            <w:r>
+              <w:rPr>
+                <w:sz w:val="19"/>
+                <w:szCs w:val="19"/>
+              </w:rPr>
+              <w:t xml:space="preserve">A)  0.8 units</w:t>
+            </w:r>
+          </w:p>
+          <w:p>
+            <w:pPr>
+              <w:spacing w:after="30"/>
+              <w:ind w:left="180"/>
+            </w:pPr>
+            <w:r>
+              <w:rPr>
+                <w:sz w:val="19"/>
+                <w:szCs w:val="19"/>
+              </w:rPr>
+              <w:t xml:space="preserve">B)  8 units</w:t>
+            </w:r>
+          </w:p>
+          <w:p>
+            <w:pPr>
+              <w:spacing w:after="30"/>
+              <w:ind w:left="180"/>
+            </w:pPr>
+            <w:r>
+              <w:rPr>
+                <w:sz w:val="19"/>
+                <w:szCs w:val="19"/>
+              </w:rPr>
+              <w:t xml:space="preserve">C)  80 units</w:t>
+            </w:r>
+          </w:p>
+          <w:p>
+            <w:pPr>
+              <w:spacing w:after="30"/>
+              <w:ind w:left="180"/>
+            </w:pPr>
+            <w:r>
+              <w:rPr>
+                <w:sz w:val="19"/>
+                <w:szCs w:val="19"/>
+              </w:rPr>
+              <w:t xml:space="preserve">D)  800 units</w:t>
+            </w:r>
+          </w:p>
+        </w:tc>
+        <w:tc>
+          <w:tcPr>
+            <w:tcW w:type="dxa" w:w="3560"/>
+            <w:tcMar>
+              <w:top w:type="dxa" w:w="80"/>
+              <w:left w:type="dxa" w:w="100"/>
+              <w:bottom w:type="dxa" w:w="80"/>
+              <w:right w:type="dxa" w:w="100"/>
+            </w:tcMar>
+            <w:vAlign w:val="top"/>
+          </w:tcPr>
+          <w:p>
+            <w:pPr>
+              <w:spacing w:after="40"/>
+            </w:pPr>
+            <w:r>
+              <w:rPr>
+                <w:b/>
+                <w:bCs/>
+                <w:color w:val="1FA6A2"/>
+                <w:sz w:val="19"/>
+                <w:szCs w:val="19"/>
+              </w:rPr>
+              <w:t xml:space="preserve">Solution:  </w:t>
+            </w:r>
+            <w:r>
+              <w:rPr>
+                <w:b/>
+                <w:bCs/>
+                <w:sz w:val="19"/>
+                <w:szCs w:val="19"/>
+              </w:rPr>
+              <w:t xml:space="preserve">B)  8 units</w:t>
+            </w:r>
+          </w:p>
+          <w:p>
+            <w:pPr>
+              <w:spacing w:after="40"/>
+            </w:pPr>
+            <w:r>
+              <w:rPr>
+                <w:i/>
+                <w:iCs/>
+                <w:color w:val="5F6F80"/>
+                <w:sz w:val="18"/>
+                <w:szCs w:val="18"/>
+              </w:rPr>
+              <w:t xml:space="preserve">800 ÷ 100 = 8 units on the map.</w:t>
+            </w:r>
+          </w:p>
+          <w:p>
+            <w:pPr>
+              <w:pBdr>
+                <w:bottom w:val="single" w:color="AFBECC" w:sz="6"/>
+              </w:pBdr>
+              <w:spacing w:after="30" w:before="150"/>
             </w:pPr>
             <w:r>
               <w:t xml:space="preserve"/>
@@ -3799,7 +4766,125 @@
           </w:p>
           <w:p>
             <w:pPr>
-              <w:spacing w:after="0" w:line="320"/>
+              <w:pBdr>
+                <w:bottom w:val="single" w:color="AFBECC" w:sz="6"/>
+              </w:pBdr>
+              <w:spacing w:after="30" w:before="150"/>
+            </w:pPr>
+            <w:r>
+              <w:t xml:space="preserve"/>
+            </w:r>
+          </w:p>
+        </w:tc>
+        <w:tc>
+          <w:tcPr>
+            <w:tcW w:type="dxa" w:w="3000"/>
+            <w:shd w:fill="FBF3E2" w:color="auto" w:val="clear"/>
+            <w:tcMar>
+              <w:top w:type="dxa" w:w="80"/>
+              <w:left w:type="dxa" w:w="100"/>
+              <w:bottom w:type="dxa" w:w="80"/>
+              <w:right w:type="dxa" w:w="100"/>
+            </w:tcMar>
+            <w:vAlign w:val="top"/>
+          </w:tcPr>
+          <w:p>
+            <w:pPr>
+              <w:spacing w:after="40"/>
+            </w:pPr>
+            <w:r>
+              <w:rPr>
+                <w:b/>
+                <w:bCs/>
+                <w:color w:val="12355B"/>
+                <w:sz w:val="19"/>
+                <w:szCs w:val="19"/>
+              </w:rPr>
+              <w:t xml:space="preserve">Because... </w:t>
+            </w:r>
+            <w:r>
+              <w:rPr>
+                <w:color w:val="AFBECC"/>
+                <w:sz w:val="19"/>
+                <w:szCs w:val="19"/>
+              </w:rPr>
+              <w:t xml:space="preserve">________________</w:t>
+            </w:r>
+          </w:p>
+          <w:p>
+            <w:pPr>
+              <w:pBdr>
+                <w:bottom w:val="single" w:color="AFBECC" w:sz="6"/>
+              </w:pBdr>
+              <w:spacing w:after="30" w:before="150"/>
+            </w:pPr>
+            <w:r>
+              <w:t xml:space="preserve"/>
+            </w:r>
+          </w:p>
+          <w:p>
+            <w:pPr>
+              <w:spacing w:after="40" w:before="80"/>
+            </w:pPr>
+            <w:r>
+              <w:rPr>
+                <w:b/>
+                <w:bCs/>
+                <w:color w:val="6B4FA0"/>
+                <w:sz w:val="19"/>
+                <w:szCs w:val="19"/>
+              </w:rPr>
+              <w:t xml:space="preserve">Although... </w:t>
+            </w:r>
+            <w:r>
+              <w:rPr>
+                <w:color w:val="AFBECC"/>
+                <w:sz w:val="19"/>
+                <w:szCs w:val="19"/>
+              </w:rPr>
+              <w:t xml:space="preserve">_______________</w:t>
+            </w:r>
+          </w:p>
+          <w:p>
+            <w:pPr>
+              <w:pBdr>
+                <w:bottom w:val="single" w:color="AFBECC" w:sz="6"/>
+              </w:pBdr>
+              <w:spacing w:after="30" w:before="150"/>
+            </w:pPr>
+            <w:r>
+              <w:t xml:space="preserve"/>
+            </w:r>
+          </w:p>
+          <w:p>
+            <w:pPr>
+              <w:spacing w:after="40" w:before="80"/>
+            </w:pPr>
+            <w:r>
+              <w:rPr>
+                <w:b/>
+                <w:bCs/>
+                <w:color w:val="1FA6A2"/>
+                <w:sz w:val="19"/>
+                <w:szCs w:val="19"/>
+              </w:rPr>
+              <w:t xml:space="preserve">Therefore... </w:t>
+            </w:r>
+            <w:r>
+              <w:rPr>
+                <w:color w:val="AFBECC"/>
+                <w:sz w:val="19"/>
+                <w:szCs w:val="19"/>
+              </w:rPr>
+              <w:t xml:space="preserve">______________</w:t>
+            </w:r>
+          </w:p>
+          <w:p>
+            <w:pPr>
+              <w:pBdr>
+                <w:bottom w:val="single" w:color="AFBECC" w:sz="6"/>
+              </w:pBdr>
+              <w:spacing w:after="30" w:before="150"/>
             </w:pPr>
             <w:r>
               <w:t xml:space="preserve"/>
@@ -3810,84 +4895,7 @@
     </w:tbl>
     <w:p>
       <w:pPr>
-        <w:keepNext/>
-        <w:spacing w:after="60" w:before="160"/>
-      </w:pPr>
-      <w:r>
-        <w:rPr>
-          <w:b/>
-          <w:bCs/>
-          <w:color w:val="12355B"/>
-          <w:sz w:val="22"/>
-          <w:szCs w:val="22"/>
-        </w:rPr>
-        <w:t xml:space="preserve">4.  </w:t>
-      </w:r>
-      <w:r>
-        <w:rPr>
-          <w:b/>
-          <w:bCs/>
-          <w:sz w:val="21"/>
-          <w:szCs w:val="21"/>
-        </w:rPr>
-        <w:t xml:space="preserve">The known vertices of the park are at (2, 4) and (5, 4), and the length runs DOWNWARD 8 units. Where are the other two vertices?</w:t>
-      </w:r>
-    </w:p>
-    <w:p>
-      <w:pPr>
-        <w:spacing w:after="40"/>
-        <w:ind w:left="420"/>
-      </w:pPr>
-      <w:r>
-        <w:rPr>
-          <w:sz w:val="20"/>
-          <w:szCs w:val="20"/>
-        </w:rPr>
-        <w:t xml:space="preserve">A)  (2, -4) and (5, -4)</w:t>
-      </w:r>
-    </w:p>
-    <w:p>
-      <w:pPr>
-        <w:spacing w:after="40"/>
-        <w:ind w:left="420"/>
-      </w:pPr>
-      <w:r>
-        <w:rPr>
-          <w:sz w:val="20"/>
-          <w:szCs w:val="20"/>
-        </w:rPr>
-        <w:t xml:space="preserve">B)  (2, 12) and (5, 12)</w:t>
-      </w:r>
-    </w:p>
-    <w:p>
-      <w:pPr>
-        <w:spacing w:after="40"/>
-        <w:ind w:left="420"/>
-      </w:pPr>
-      <w:r>
-        <w:rPr>
-          <w:sz w:val="20"/>
-          <w:szCs w:val="20"/>
-        </w:rPr>
-        <w:t xml:space="preserve">C)  (2, -8) and (5, -8)</w:t>
-      </w:r>
-    </w:p>
-    <w:p>
-      <w:pPr>
-        <w:spacing w:after="40"/>
-        <w:ind w:left="420"/>
-      </w:pPr>
-      <w:r>
-        <w:rPr>
-          <w:sz w:val="20"/>
-          <w:szCs w:val="20"/>
-        </w:rPr>
-        <w:t xml:space="preserve">D)  (10, 4) and (13, 4)</w:t>
-      </w:r>
-    </w:p>
-    <w:p>
-      <w:pPr>
-        <w:spacing w:after="20"/>
+        <w:spacing w:after="80"/>
       </w:pPr>
       <w:r>
         <w:t xml:space="preserve"/>
@@ -3895,33 +4903,256 @@
     </w:p>
     <w:tbl>
       <w:tblPr>
-        <w:tblW w:type="pct" w:w="100%"/>
+        <w:tblW w:type="dxa" w:w="9360"/>
         <w:tblBorders>
           <w:top w:val="single" w:color="C7D2DD" w:sz="6"/>
           <w:left w:val="single" w:color="C7D2DD" w:sz="6"/>
           <w:bottom w:val="single" w:color="C7D2DD" w:sz="6"/>
           <w:right w:val="single" w:color="C7D2DD" w:sz="6"/>
-          <w:insideH w:val="single" w:color="auto" w:sz="4"/>
-          <w:insideV w:val="single" w:color="auto" w:sz="4"/>
+          <w:insideH w:val="single" w:color="C7D2DD" w:sz="6"/>
+          <w:insideV w:val="single" w:color="C7D2DD" w:sz="6"/>
         </w:tblBorders>
       </w:tblPr>
       <w:tblGrid>
-        <w:gridCol w:w="100"/>
+        <w:gridCol w:w="2800"/>
+        <w:gridCol w:w="3560"/>
+        <w:gridCol w:w="3000"/>
       </w:tblGrid>
       <w:tr>
-        <w:tc>
-          <w:tcPr>
+        <w:trPr>
+          <w:cantSplit/>
+          <w:tblHeader/>
+        </w:trPr>
+        <w:tc>
+          <w:tcPr>
+            <w:tcW w:type="dxa" w:w="2800"/>
+            <w:shd w:fill="EEF4F8" w:color="auto" w:val="clear"/>
+            <w:tcMar>
+              <w:top w:type="dxa" w:w="60"/>
+              <w:left w:type="dxa" w:w="100"/>
+              <w:bottom w:type="dxa" w:w="60"/>
+              <w:right w:type="dxa" w:w="100"/>
+            </w:tcMar>
+          </w:tcPr>
+          <w:p>
+            <w:pPr>
+              <w:spacing w:after="0"/>
+            </w:pPr>
+            <w:r>
+              <w:rPr>
+                <w:b/>
+                <w:bCs/>
+                <w:color w:val="12355B"/>
+                <w:sz w:val="16"/>
+                <w:szCs w:val="16"/>
+              </w:rPr>
+              <w:t xml:space="preserve">CORE PROBLEM / GIVEN REPRESENTATION</w:t>
+            </w:r>
+          </w:p>
+        </w:tc>
+        <w:tc>
+          <w:tcPr>
+            <w:tcW w:type="dxa" w:w="3560"/>
+            <w:shd w:fill="EEF4F8" w:color="auto" w:val="clear"/>
+            <w:tcMar>
+              <w:top w:type="dxa" w:w="60"/>
+              <w:left w:type="dxa" w:w="100"/>
+              <w:bottom w:type="dxa" w:w="60"/>
+              <w:right w:type="dxa" w:w="100"/>
+            </w:tcMar>
+          </w:tcPr>
+          <w:p>
+            <w:pPr>
+              <w:spacing w:after="0"/>
+            </w:pPr>
+            <w:r>
+              <w:rPr>
+                <w:b/>
+                <w:bCs/>
+                <w:color w:val="12355B"/>
+                <w:sz w:val="16"/>
+                <w:szCs w:val="16"/>
+              </w:rPr>
+              <w:t xml:space="preserve">WORKING SPACE / CALCULATION STEPS</w:t>
+            </w:r>
+          </w:p>
+        </w:tc>
+        <w:tc>
+          <w:tcPr>
+            <w:tcW w:type="dxa" w:w="3000"/>
             <w:shd w:fill="FBF3E2" w:color="auto" w:val="clear"/>
             <w:tcMar>
               <w:top w:type="dxa" w:w="60"/>
-              <w:left w:type="dxa" w:w="120"/>
+              <w:left w:type="dxa" w:w="100"/>
               <w:bottom w:type="dxa" w:w="60"/>
-              <w:right w:type="dxa" w:w="120"/>
-            </w:tcMar>
-          </w:tcPr>
-          <w:p>
-            <w:pPr>
-              <w:spacing w:after="0" w:line="320"/>
+              <w:right w:type="dxa" w:w="100"/>
+            </w:tcMar>
+          </w:tcPr>
+          <w:p>
+            <w:pPr>
+              <w:spacing w:after="0"/>
+            </w:pPr>
+            <w:r>
+              <w:rPr>
+                <w:b/>
+                <w:bCs/>
+                <w:color w:val="B97A12"/>
+                <w:sz w:val="16"/>
+                <w:szCs w:val="16"/>
+              </w:rPr>
+              <w:t xml:space="preserve">EXPLAIN YOUR REASONING</w:t>
+            </w:r>
+          </w:p>
+        </w:tc>
+      </w:tr>
+      <w:tr>
+        <w:trPr>
+          <w:cantSplit/>
+        </w:trPr>
+        <w:tc>
+          <w:tcPr>
+            <w:tcW w:type="dxa" w:w="2800"/>
+            <w:tcMar>
+              <w:top w:type="dxa" w:w="80"/>
+              <w:left w:type="dxa" w:w="100"/>
+              <w:bottom w:type="dxa" w:w="80"/>
+              <w:right w:type="dxa" w:w="100"/>
+            </w:tcMar>
+            <w:vAlign w:val="top"/>
+          </w:tcPr>
+          <w:p>
+            <w:pPr>
+              <w:spacing w:after="60"/>
+            </w:pPr>
+            <w:r>
+              <w:rPr>
+                <w:b/>
+                <w:bCs/>
+                <w:color w:val="12355B"/>
+                <w:sz w:val="21"/>
+                <w:szCs w:val="21"/>
+              </w:rPr>
+              <w:t xml:space="preserve">4.  </w:t>
+            </w:r>
+            <w:r>
+              <w:rPr>
+                <w:b/>
+                <w:bCs/>
+                <w:sz w:val="20"/>
+                <w:szCs w:val="20"/>
+              </w:rPr>
+              <w:t xml:space="preserve">The known vertices of the park are at (2, 4) and (5, 4), and the length runs DOWNWARD 8 units. Where are the other two vertices?</w:t>
+            </w:r>
+          </w:p>
+          <w:p>
+            <w:pPr>
+              <w:spacing w:after="30"/>
+              <w:ind w:left="180"/>
+            </w:pPr>
+            <w:r>
+              <w:rPr>
+                <w:sz w:val="19"/>
+                <w:szCs w:val="19"/>
+              </w:rPr>
+              <w:t xml:space="preserve">A)  (2, -4) and (5, -4)</w:t>
+            </w:r>
+          </w:p>
+          <w:p>
+            <w:pPr>
+              <w:spacing w:after="30"/>
+              <w:ind w:left="180"/>
+            </w:pPr>
+            <w:r>
+              <w:rPr>
+                <w:sz w:val="19"/>
+                <w:szCs w:val="19"/>
+              </w:rPr>
+              <w:t xml:space="preserve">B)  (2, 12) and (5, 12)</w:t>
+            </w:r>
+          </w:p>
+          <w:p>
+            <w:pPr>
+              <w:spacing w:after="30"/>
+              <w:ind w:left="180"/>
+            </w:pPr>
+            <w:r>
+              <w:rPr>
+                <w:sz w:val="19"/>
+                <w:szCs w:val="19"/>
+              </w:rPr>
+              <w:t xml:space="preserve">C)  (2, -8) and (5, -8)</w:t>
+            </w:r>
+          </w:p>
+          <w:p>
+            <w:pPr>
+              <w:spacing w:after="30"/>
+              <w:ind w:left="180"/>
+            </w:pPr>
+            <w:r>
+              <w:rPr>
+                <w:sz w:val="19"/>
+                <w:szCs w:val="19"/>
+              </w:rPr>
+              <w:t xml:space="preserve">D)  (10, 4) and (13, 4)</w:t>
+            </w:r>
+          </w:p>
+        </w:tc>
+        <w:tc>
+          <w:tcPr>
+            <w:tcW w:type="dxa" w:w="3560"/>
+            <w:tcMar>
+              <w:top w:type="dxa" w:w="80"/>
+              <w:left w:type="dxa" w:w="100"/>
+              <w:bottom w:type="dxa" w:w="80"/>
+              <w:right w:type="dxa" w:w="100"/>
+            </w:tcMar>
+            <w:vAlign w:val="top"/>
+          </w:tcPr>
+          <w:p>
+            <w:pPr>
+              <w:spacing w:after="40"/>
+            </w:pPr>
+            <w:r>
+              <w:rPr>
+                <w:b/>
+                <w:bCs/>
+                <w:color w:val="1FA6A2"/>
+                <w:sz w:val="19"/>
+                <w:szCs w:val="19"/>
+              </w:rPr>
+              <w:t xml:space="preserve">Solution:  </w:t>
+            </w:r>
+            <w:r>
+              <w:rPr>
+                <w:b/>
+                <w:bCs/>
+                <w:sz w:val="19"/>
+                <w:szCs w:val="19"/>
+              </w:rPr>
+              <w:t xml:space="preserve">A)  (2, -4) and (5, -4)</w:t>
+            </w:r>
+          </w:p>
+          <w:p>
+            <w:pPr>
+              <w:spacing w:after="40"/>
+            </w:pPr>
+            <w:r>
+              <w:rPr>
+                <w:i/>
+                <w:iCs/>
+                <w:color w:val="5F6F80"/>
+                <w:sz w:val="18"/>
+                <w:szCs w:val="18"/>
+              </w:rPr>
+              <w:t xml:space="preserve">8 units below y = 4 is y = 4 − 8 = −4, keeping each x the same: (2, −4) and (5, −4).</w:t>
+            </w:r>
+          </w:p>
+          <w:p>
+            <w:pPr>
+              <w:pBdr>
+                <w:bottom w:val="single" w:color="AFBECC" w:sz="6"/>
+              </w:pBdr>
+              <w:spacing w:after="30" w:before="150"/>
             </w:pPr>
             <w:r>
               <w:t xml:space="preserve"/>
@@ -3929,7 +5160,125 @@
           </w:p>
           <w:p>
             <w:pPr>
-              <w:spacing w:after="0" w:line="320"/>
+              <w:pBdr>
+                <w:bottom w:val="single" w:color="AFBECC" w:sz="6"/>
+              </w:pBdr>
+              <w:spacing w:after="30" w:before="150"/>
+            </w:pPr>
+            <w:r>
+              <w:t xml:space="preserve"/>
+            </w:r>
+          </w:p>
+        </w:tc>
+        <w:tc>
+          <w:tcPr>
+            <w:tcW w:type="dxa" w:w="3000"/>
+            <w:shd w:fill="FBF3E2" w:color="auto" w:val="clear"/>
+            <w:tcMar>
+              <w:top w:type="dxa" w:w="80"/>
+              <w:left w:type="dxa" w:w="100"/>
+              <w:bottom w:type="dxa" w:w="80"/>
+              <w:right w:type="dxa" w:w="100"/>
+            </w:tcMar>
+            <w:vAlign w:val="top"/>
+          </w:tcPr>
+          <w:p>
+            <w:pPr>
+              <w:spacing w:after="40"/>
+            </w:pPr>
+            <w:r>
+              <w:rPr>
+                <w:b/>
+                <w:bCs/>
+                <w:color w:val="12355B"/>
+                <w:sz w:val="19"/>
+                <w:szCs w:val="19"/>
+              </w:rPr>
+              <w:t xml:space="preserve">Because... </w:t>
+            </w:r>
+            <w:r>
+              <w:rPr>
+                <w:color w:val="AFBECC"/>
+                <w:sz w:val="19"/>
+                <w:szCs w:val="19"/>
+              </w:rPr>
+              <w:t xml:space="preserve">________________</w:t>
+            </w:r>
+          </w:p>
+          <w:p>
+            <w:pPr>
+              <w:pBdr>
+                <w:bottom w:val="single" w:color="AFBECC" w:sz="6"/>
+              </w:pBdr>
+              <w:spacing w:after="30" w:before="150"/>
+            </w:pPr>
+            <w:r>
+              <w:t xml:space="preserve"/>
+            </w:r>
+          </w:p>
+          <w:p>
+            <w:pPr>
+              <w:spacing w:after="40" w:before="80"/>
+            </w:pPr>
+            <w:r>
+              <w:rPr>
+                <w:b/>
+                <w:bCs/>
+                <w:color w:val="6B4FA0"/>
+                <w:sz w:val="19"/>
+                <w:szCs w:val="19"/>
+              </w:rPr>
+              <w:t xml:space="preserve">Although... </w:t>
+            </w:r>
+            <w:r>
+              <w:rPr>
+                <w:color w:val="AFBECC"/>
+                <w:sz w:val="19"/>
+                <w:szCs w:val="19"/>
+              </w:rPr>
+              <w:t xml:space="preserve">_______________</w:t>
+            </w:r>
+          </w:p>
+          <w:p>
+            <w:pPr>
+              <w:pBdr>
+                <w:bottom w:val="single" w:color="AFBECC" w:sz="6"/>
+              </w:pBdr>
+              <w:spacing w:after="30" w:before="150"/>
+            </w:pPr>
+            <w:r>
+              <w:t xml:space="preserve"/>
+            </w:r>
+          </w:p>
+          <w:p>
+            <w:pPr>
+              <w:spacing w:after="40" w:before="80"/>
+            </w:pPr>
+            <w:r>
+              <w:rPr>
+                <w:b/>
+                <w:bCs/>
+                <w:color w:val="1FA6A2"/>
+                <w:sz w:val="19"/>
+                <w:szCs w:val="19"/>
+              </w:rPr>
+              <w:t xml:space="preserve">Therefore... </w:t>
+            </w:r>
+            <w:r>
+              <w:rPr>
+                <w:color w:val="AFBECC"/>
+                <w:sz w:val="19"/>
+                <w:szCs w:val="19"/>
+              </w:rPr>
+              <w:t xml:space="preserve">______________</w:t>
+            </w:r>
+          </w:p>
+          <w:p>
+            <w:pPr>
+              <w:pBdr>
+                <w:bottom w:val="single" w:color="AFBECC" w:sz="6"/>
+              </w:pBdr>
+              <w:spacing w:after="30" w:before="150"/>
             </w:pPr>
             <w:r>
               <w:t xml:space="preserve"/>
@@ -3940,84 +5289,7 @@
     </w:tbl>
     <w:p>
       <w:pPr>
-        <w:keepNext/>
-        <w:spacing w:after="60" w:before="160"/>
-      </w:pPr>
-      <w:r>
-        <w:rPr>
-          <w:b/>
-          <w:bCs/>
-          <w:color w:val="12355B"/>
-          <w:sz w:val="22"/>
-          <w:szCs w:val="22"/>
-        </w:rPr>
-        <w:t xml:space="preserve">5.  </w:t>
-      </w:r>
-      <w:r>
-        <w:rPr>
-          <w:b/>
-          <w:bCs/>
-          <w:sz w:val="21"/>
-          <w:szCs w:val="21"/>
-        </w:rPr>
-        <w:t xml:space="preserve">A rectangle has vertices (-3, 2), (4, 2), (4, -1), (-3, -1). What is its perimeter?</w:t>
-      </w:r>
-    </w:p>
-    <w:p>
-      <w:pPr>
-        <w:spacing w:after="40"/>
-        <w:ind w:left="420"/>
-      </w:pPr>
-      <w:r>
-        <w:rPr>
-          <w:sz w:val="20"/>
-          <w:szCs w:val="20"/>
-        </w:rPr>
-        <w:t xml:space="preserve">A)  10 units</w:t>
-      </w:r>
-    </w:p>
-    <w:p>
-      <w:pPr>
-        <w:spacing w:after="40"/>
-        <w:ind w:left="420"/>
-      </w:pPr>
-      <w:r>
-        <w:rPr>
-          <w:sz w:val="20"/>
-          <w:szCs w:val="20"/>
-        </w:rPr>
-        <w:t xml:space="preserve">B)  13 units</w:t>
-      </w:r>
-    </w:p>
-    <w:p>
-      <w:pPr>
-        <w:spacing w:after="40"/>
-        <w:ind w:left="420"/>
-      </w:pPr>
-      <w:r>
-        <w:rPr>
-          <w:sz w:val="20"/>
-          <w:szCs w:val="20"/>
-        </w:rPr>
-        <w:t xml:space="preserve">C)  20 units</w:t>
-      </w:r>
-    </w:p>
-    <w:p>
-      <w:pPr>
-        <w:spacing w:after="40"/>
-        <w:ind w:left="420"/>
-      </w:pPr>
-      <w:r>
-        <w:rPr>
-          <w:sz w:val="20"/>
-          <w:szCs w:val="20"/>
-        </w:rPr>
-        <w:t xml:space="preserve">D)  21 units</w:t>
-      </w:r>
-    </w:p>
-    <w:p>
-      <w:pPr>
-        <w:spacing w:after="20"/>
+        <w:spacing w:after="80"/>
       </w:pPr>
       <w:r>
         <w:t xml:space="preserve"/>
@@ -4025,33 +5297,256 @@
     </w:p>
     <w:tbl>
       <w:tblPr>
-        <w:tblW w:type="pct" w:w="100%"/>
+        <w:tblW w:type="dxa" w:w="9360"/>
         <w:tblBorders>
           <w:top w:val="single" w:color="C7D2DD" w:sz="6"/>
           <w:left w:val="single" w:color="C7D2DD" w:sz="6"/>
           <w:bottom w:val="single" w:color="C7D2DD" w:sz="6"/>
           <w:right w:val="single" w:color="C7D2DD" w:sz="6"/>
-          <w:insideH w:val="single" w:color="auto" w:sz="4"/>
-          <w:insideV w:val="single" w:color="auto" w:sz="4"/>
+          <w:insideH w:val="single" w:color="C7D2DD" w:sz="6"/>
+          <w:insideV w:val="single" w:color="C7D2DD" w:sz="6"/>
         </w:tblBorders>
       </w:tblPr>
       <w:tblGrid>
-        <w:gridCol w:w="100"/>
+        <w:gridCol w:w="2800"/>
+        <w:gridCol w:w="3560"/>
+        <w:gridCol w:w="3000"/>
       </w:tblGrid>
       <w:tr>
-        <w:tc>
-          <w:tcPr>
+        <w:trPr>
+          <w:cantSplit/>
+          <w:tblHeader/>
+        </w:trPr>
+        <w:tc>
+          <w:tcPr>
+            <w:tcW w:type="dxa" w:w="2800"/>
+            <w:shd w:fill="EEF4F8" w:color="auto" w:val="clear"/>
+            <w:tcMar>
+              <w:top w:type="dxa" w:w="60"/>
+              <w:left w:type="dxa" w:w="100"/>
+              <w:bottom w:type="dxa" w:w="60"/>
+              <w:right w:type="dxa" w:w="100"/>
+            </w:tcMar>
+          </w:tcPr>
+          <w:p>
+            <w:pPr>
+              <w:spacing w:after="0"/>
+            </w:pPr>
+            <w:r>
+              <w:rPr>
+                <w:b/>
+                <w:bCs/>
+                <w:color w:val="12355B"/>
+                <w:sz w:val="16"/>
+                <w:szCs w:val="16"/>
+              </w:rPr>
+              <w:t xml:space="preserve">CORE PROBLEM / GIVEN REPRESENTATION</w:t>
+            </w:r>
+          </w:p>
+        </w:tc>
+        <w:tc>
+          <w:tcPr>
+            <w:tcW w:type="dxa" w:w="3560"/>
+            <w:shd w:fill="EEF4F8" w:color="auto" w:val="clear"/>
+            <w:tcMar>
+              <w:top w:type="dxa" w:w="60"/>
+              <w:left w:type="dxa" w:w="100"/>
+              <w:bottom w:type="dxa" w:w="60"/>
+              <w:right w:type="dxa" w:w="100"/>
+            </w:tcMar>
+          </w:tcPr>
+          <w:p>
+            <w:pPr>
+              <w:spacing w:after="0"/>
+            </w:pPr>
+            <w:r>
+              <w:rPr>
+                <w:b/>
+                <w:bCs/>
+                <w:color w:val="12355B"/>
+                <w:sz w:val="16"/>
+                <w:szCs w:val="16"/>
+              </w:rPr>
+              <w:t xml:space="preserve">WORKING SPACE / CALCULATION STEPS</w:t>
+            </w:r>
+          </w:p>
+        </w:tc>
+        <w:tc>
+          <w:tcPr>
+            <w:tcW w:type="dxa" w:w="3000"/>
             <w:shd w:fill="FBF3E2" w:color="auto" w:val="clear"/>
             <w:tcMar>
               <w:top w:type="dxa" w:w="60"/>
-              <w:left w:type="dxa" w:w="120"/>
+              <w:left w:type="dxa" w:w="100"/>
               <w:bottom w:type="dxa" w:w="60"/>
-              <w:right w:type="dxa" w:w="120"/>
-            </w:tcMar>
-          </w:tcPr>
-          <w:p>
-            <w:pPr>
-              <w:spacing w:after="0" w:line="320"/>
+              <w:right w:type="dxa" w:w="100"/>
+            </w:tcMar>
+          </w:tcPr>
+          <w:p>
+            <w:pPr>
+              <w:spacing w:after="0"/>
+            </w:pPr>
+            <w:r>
+              <w:rPr>
+                <w:b/>
+                <w:bCs/>
+                <w:color w:val="B97A12"/>
+                <w:sz w:val="16"/>
+                <w:szCs w:val="16"/>
+              </w:rPr>
+              <w:t xml:space="preserve">EXPLAIN YOUR REASONING</w:t>
+            </w:r>
+          </w:p>
+        </w:tc>
+      </w:tr>
+      <w:tr>
+        <w:trPr>
+          <w:cantSplit/>
+        </w:trPr>
+        <w:tc>
+          <w:tcPr>
+            <w:tcW w:type="dxa" w:w="2800"/>
+            <w:tcMar>
+              <w:top w:type="dxa" w:w="80"/>
+              <w:left w:type="dxa" w:w="100"/>
+              <w:bottom w:type="dxa" w:w="80"/>
+              <w:right w:type="dxa" w:w="100"/>
+            </w:tcMar>
+            <w:vAlign w:val="top"/>
+          </w:tcPr>
+          <w:p>
+            <w:pPr>
+              <w:spacing w:after="60"/>
+            </w:pPr>
+            <w:r>
+              <w:rPr>
+                <w:b/>
+                <w:bCs/>
+                <w:color w:val="12355B"/>
+                <w:sz w:val="21"/>
+                <w:szCs w:val="21"/>
+              </w:rPr>
+              <w:t xml:space="preserve">5.  </w:t>
+            </w:r>
+            <w:r>
+              <w:rPr>
+                <w:b/>
+                <w:bCs/>
+                <w:sz w:val="20"/>
+                <w:szCs w:val="20"/>
+              </w:rPr>
+              <w:t xml:space="preserve">A rectangle has vertices (-3, 2), (4, 2), (4, -1), (-3, -1). What is its perimeter?</w:t>
+            </w:r>
+          </w:p>
+          <w:p>
+            <w:pPr>
+              <w:spacing w:after="30"/>
+              <w:ind w:left="180"/>
+            </w:pPr>
+            <w:r>
+              <w:rPr>
+                <w:sz w:val="19"/>
+                <w:szCs w:val="19"/>
+              </w:rPr>
+              <w:t xml:space="preserve">A)  10 units</w:t>
+            </w:r>
+          </w:p>
+          <w:p>
+            <w:pPr>
+              <w:spacing w:after="30"/>
+              <w:ind w:left="180"/>
+            </w:pPr>
+            <w:r>
+              <w:rPr>
+                <w:sz w:val="19"/>
+                <w:szCs w:val="19"/>
+              </w:rPr>
+              <w:t xml:space="preserve">B)  13 units</w:t>
+            </w:r>
+          </w:p>
+          <w:p>
+            <w:pPr>
+              <w:spacing w:after="30"/>
+              <w:ind w:left="180"/>
+            </w:pPr>
+            <w:r>
+              <w:rPr>
+                <w:sz w:val="19"/>
+                <w:szCs w:val="19"/>
+              </w:rPr>
+              <w:t xml:space="preserve">C)  20 units</w:t>
+            </w:r>
+          </w:p>
+          <w:p>
+            <w:pPr>
+              <w:spacing w:after="30"/>
+              <w:ind w:left="180"/>
+            </w:pPr>
+            <w:r>
+              <w:rPr>
+                <w:sz w:val="19"/>
+                <w:szCs w:val="19"/>
+              </w:rPr>
+              <w:t xml:space="preserve">D)  21 units</w:t>
+            </w:r>
+          </w:p>
+        </w:tc>
+        <w:tc>
+          <w:tcPr>
+            <w:tcW w:type="dxa" w:w="3560"/>
+            <w:tcMar>
+              <w:top w:type="dxa" w:w="80"/>
+              <w:left w:type="dxa" w:w="100"/>
+              <w:bottom w:type="dxa" w:w="80"/>
+              <w:right w:type="dxa" w:w="100"/>
+            </w:tcMar>
+            <w:vAlign w:val="top"/>
+          </w:tcPr>
+          <w:p>
+            <w:pPr>
+              <w:spacing w:after="40"/>
+            </w:pPr>
+            <w:r>
+              <w:rPr>
+                <w:b/>
+                <w:bCs/>
+                <w:color w:val="1FA6A2"/>
+                <w:sz w:val="19"/>
+                <w:szCs w:val="19"/>
+              </w:rPr>
+              <w:t xml:space="preserve">Solution:  </w:t>
+            </w:r>
+            <w:r>
+              <w:rPr>
+                <w:b/>
+                <w:bCs/>
+                <w:sz w:val="19"/>
+                <w:szCs w:val="19"/>
+              </w:rPr>
+              <w:t xml:space="preserve">C)  20 units</w:t>
+            </w:r>
+          </w:p>
+          <w:p>
+            <w:pPr>
+              <w:spacing w:after="40"/>
+            </w:pPr>
+            <w:r>
+              <w:rPr>
+                <w:i/>
+                <w:iCs/>
+                <w:color w:val="5F6F80"/>
+                <w:sz w:val="18"/>
+                <w:szCs w:val="18"/>
+              </w:rPr>
+              <w:t xml:space="preserve">Width |4 − (−3)| = 7, height |2 − (−1)| = 3, so P = 2(7) + 2(3) = 20 units.</w:t>
+            </w:r>
+          </w:p>
+          <w:p>
+            <w:pPr>
+              <w:pBdr>
+                <w:bottom w:val="single" w:color="AFBECC" w:sz="6"/>
+              </w:pBdr>
+              <w:spacing w:after="30" w:before="150"/>
             </w:pPr>
             <w:r>
               <w:t xml:space="preserve"/>
@@ -4059,7 +5554,125 @@
           </w:p>
           <w:p>
             <w:pPr>
-              <w:spacing w:after="0" w:line="320"/>
+              <w:pBdr>
+                <w:bottom w:val="single" w:color="AFBECC" w:sz="6"/>
+              </w:pBdr>
+              <w:spacing w:after="30" w:before="150"/>
+            </w:pPr>
+            <w:r>
+              <w:t xml:space="preserve"/>
+            </w:r>
+          </w:p>
+        </w:tc>
+        <w:tc>
+          <w:tcPr>
+            <w:tcW w:type="dxa" w:w="3000"/>
+            <w:shd w:fill="FBF3E2" w:color="auto" w:val="clear"/>
+            <w:tcMar>
+              <w:top w:type="dxa" w:w="80"/>
+              <w:left w:type="dxa" w:w="100"/>
+              <w:bottom w:type="dxa" w:w="80"/>
+              <w:right w:type="dxa" w:w="100"/>
+            </w:tcMar>
+            <w:vAlign w:val="top"/>
+          </w:tcPr>
+          <w:p>
+            <w:pPr>
+              <w:spacing w:after="40"/>
+            </w:pPr>
+            <w:r>
+              <w:rPr>
+                <w:b/>
+                <w:bCs/>
+                <w:color w:val="12355B"/>
+                <w:sz w:val="19"/>
+                <w:szCs w:val="19"/>
+              </w:rPr>
+              <w:t xml:space="preserve">Because... </w:t>
+            </w:r>
+            <w:r>
+              <w:rPr>
+                <w:color w:val="AFBECC"/>
+                <w:sz w:val="19"/>
+                <w:szCs w:val="19"/>
+              </w:rPr>
+              <w:t xml:space="preserve">________________</w:t>
+            </w:r>
+          </w:p>
+          <w:p>
+            <w:pPr>
+              <w:pBdr>
+                <w:bottom w:val="single" w:color="AFBECC" w:sz="6"/>
+              </w:pBdr>
+              <w:spacing w:after="30" w:before="150"/>
+            </w:pPr>
+            <w:r>
+              <w:t xml:space="preserve"/>
+            </w:r>
+          </w:p>
+          <w:p>
+            <w:pPr>
+              <w:spacing w:after="40" w:before="80"/>
+            </w:pPr>
+            <w:r>
+              <w:rPr>
+                <w:b/>
+                <w:bCs/>
+                <w:color w:val="6B4FA0"/>
+                <w:sz w:val="19"/>
+                <w:szCs w:val="19"/>
+              </w:rPr>
+              <w:t xml:space="preserve">Although... </w:t>
+            </w:r>
+            <w:r>
+              <w:rPr>
+                <w:color w:val="AFBECC"/>
+                <w:sz w:val="19"/>
+                <w:szCs w:val="19"/>
+              </w:rPr>
+              <w:t xml:space="preserve">_______________</w:t>
+            </w:r>
+          </w:p>
+          <w:p>
+            <w:pPr>
+              <w:pBdr>
+                <w:bottom w:val="single" w:color="AFBECC" w:sz="6"/>
+              </w:pBdr>
+              <w:spacing w:after="30" w:before="150"/>
+            </w:pPr>
+            <w:r>
+              <w:t xml:space="preserve"/>
+            </w:r>
+          </w:p>
+          <w:p>
+            <w:pPr>
+              <w:spacing w:after="40" w:before="80"/>
+            </w:pPr>
+            <w:r>
+              <w:rPr>
+                <w:b/>
+                <w:bCs/>
+                <w:color w:val="1FA6A2"/>
+                <w:sz w:val="19"/>
+                <w:szCs w:val="19"/>
+              </w:rPr>
+              <w:t xml:space="preserve">Therefore... </w:t>
+            </w:r>
+            <w:r>
+              <w:rPr>
+                <w:color w:val="AFBECC"/>
+                <w:sz w:val="19"/>
+                <w:szCs w:val="19"/>
+              </w:rPr>
+              <w:t xml:space="preserve">______________</w:t>
+            </w:r>
+          </w:p>
+          <w:p>
+            <w:pPr>
+              <w:pBdr>
+                <w:bottom w:val="single" w:color="AFBECC" w:sz="6"/>
+              </w:pBdr>
+              <w:spacing w:after="30" w:before="150"/>
             </w:pPr>
             <w:r>
               <w:t xml:space="preserve"/>
@@ -4070,58 +5683,197 @@
     </w:tbl>
     <w:p>
       <w:pPr>
-        <w:keepNext/>
-        <w:spacing w:after="60" w:before="160"/>
-      </w:pPr>
-      <w:r>
-        <w:rPr>
-          <w:b/>
-          <w:bCs/>
-          <w:color w:val="12355B"/>
-          <w:sz w:val="22"/>
-          <w:szCs w:val="22"/>
-        </w:rPr>
-        <w:t xml:space="preserve">6.  </w:t>
-      </w:r>
-      <w:r>
-        <w:rPr>
-          <w:b/>
-          <w:bCs/>
-          <w:sz w:val="21"/>
-          <w:szCs w:val="21"/>
-        </w:rPr>
-        <w:t xml:space="preserve">Sheng plans a zoo visit using a map where exhibits sit at grid points. Explain how identifying WHAT the problem asks (his shortest route? total distance?) changes what you compute.</w:t>
+        <w:spacing w:after="80"/>
+      </w:pPr>
+      <w:r>
+        <w:t xml:space="preserve"/>
       </w:r>
     </w:p>
     <w:tbl>
       <w:tblPr>
-        <w:tblW w:type="pct" w:w="100%"/>
+        <w:tblW w:type="dxa" w:w="9360"/>
         <w:tblBorders>
           <w:top w:val="single" w:color="C7D2DD" w:sz="6"/>
           <w:left w:val="single" w:color="C7D2DD" w:sz="6"/>
           <w:bottom w:val="single" w:color="C7D2DD" w:sz="6"/>
           <w:right w:val="single" w:color="C7D2DD" w:sz="6"/>
-          <w:insideH w:val="single" w:color="auto" w:sz="4"/>
-          <w:insideV w:val="single" w:color="auto" w:sz="4"/>
+          <w:insideH w:val="single" w:color="C7D2DD" w:sz="6"/>
+          <w:insideV w:val="single" w:color="C7D2DD" w:sz="6"/>
         </w:tblBorders>
       </w:tblPr>
       <w:tblGrid>
-        <w:gridCol w:w="100"/>
+        <w:gridCol w:w="2800"/>
+        <w:gridCol w:w="3560"/>
+        <w:gridCol w:w="3000"/>
       </w:tblGrid>
       <w:tr>
-        <w:tc>
-          <w:tcPr>
+        <w:trPr>
+          <w:cantSplit/>
+          <w:tblHeader/>
+        </w:trPr>
+        <w:tc>
+          <w:tcPr>
+            <w:tcW w:type="dxa" w:w="2800"/>
+            <w:shd w:fill="EEF4F8" w:color="auto" w:val="clear"/>
+            <w:tcMar>
+              <w:top w:type="dxa" w:w="60"/>
+              <w:left w:type="dxa" w:w="100"/>
+              <w:bottom w:type="dxa" w:w="60"/>
+              <w:right w:type="dxa" w:w="100"/>
+            </w:tcMar>
+          </w:tcPr>
+          <w:p>
+            <w:pPr>
+              <w:spacing w:after="0"/>
+            </w:pPr>
+            <w:r>
+              <w:rPr>
+                <w:b/>
+                <w:bCs/>
+                <w:color w:val="12355B"/>
+                <w:sz w:val="16"/>
+                <w:szCs w:val="16"/>
+              </w:rPr>
+              <w:t xml:space="preserve">CORE PROBLEM / GIVEN REPRESENTATION</w:t>
+            </w:r>
+          </w:p>
+        </w:tc>
+        <w:tc>
+          <w:tcPr>
+            <w:tcW w:type="dxa" w:w="3560"/>
+            <w:shd w:fill="EEF4F8" w:color="auto" w:val="clear"/>
+            <w:tcMar>
+              <w:top w:type="dxa" w:w="60"/>
+              <w:left w:type="dxa" w:w="100"/>
+              <w:bottom w:type="dxa" w:w="60"/>
+              <w:right w:type="dxa" w:w="100"/>
+            </w:tcMar>
+          </w:tcPr>
+          <w:p>
+            <w:pPr>
+              <w:spacing w:after="0"/>
+            </w:pPr>
+            <w:r>
+              <w:rPr>
+                <w:b/>
+                <w:bCs/>
+                <w:color w:val="12355B"/>
+                <w:sz w:val="16"/>
+                <w:szCs w:val="16"/>
+              </w:rPr>
+              <w:t xml:space="preserve">WORKING SPACE / CALCULATION STEPS</w:t>
+            </w:r>
+          </w:p>
+        </w:tc>
+        <w:tc>
+          <w:tcPr>
+            <w:tcW w:type="dxa" w:w="3000"/>
             <w:shd w:fill="FBF3E2" w:color="auto" w:val="clear"/>
             <w:tcMar>
               <w:top w:type="dxa" w:w="60"/>
-              <w:left w:type="dxa" w:w="120"/>
+              <w:left w:type="dxa" w:w="100"/>
               <w:bottom w:type="dxa" w:w="60"/>
-              <w:right w:type="dxa" w:w="120"/>
-            </w:tcMar>
-          </w:tcPr>
-          <w:p>
-            <w:pPr>
-              <w:spacing w:after="0" w:line="320"/>
+              <w:right w:type="dxa" w:w="100"/>
+            </w:tcMar>
+          </w:tcPr>
+          <w:p>
+            <w:pPr>
+              <w:spacing w:after="0"/>
+            </w:pPr>
+            <w:r>
+              <w:rPr>
+                <w:b/>
+                <w:bCs/>
+                <w:color w:val="B97A12"/>
+                <w:sz w:val="16"/>
+                <w:szCs w:val="16"/>
+              </w:rPr>
+              <w:t xml:space="preserve">EXPLAIN YOUR REASONING</w:t>
+            </w:r>
+          </w:p>
+        </w:tc>
+      </w:tr>
+      <w:tr>
+        <w:trPr>
+          <w:cantSplit/>
+        </w:trPr>
+        <w:tc>
+          <w:tcPr>
+            <w:tcW w:type="dxa" w:w="2800"/>
+            <w:tcMar>
+              <w:top w:type="dxa" w:w="80"/>
+              <w:left w:type="dxa" w:w="100"/>
+              <w:bottom w:type="dxa" w:w="80"/>
+              <w:right w:type="dxa" w:w="100"/>
+            </w:tcMar>
+            <w:vAlign w:val="top"/>
+          </w:tcPr>
+          <w:p>
+            <w:pPr>
+              <w:spacing w:after="60"/>
+            </w:pPr>
+            <w:r>
+              <w:rPr>
+                <w:b/>
+                <w:bCs/>
+                <w:color w:val="12355B"/>
+                <w:sz w:val="21"/>
+                <w:szCs w:val="21"/>
+              </w:rPr>
+              <w:t xml:space="preserve">6.  </w:t>
+            </w:r>
+            <w:r>
+              <w:rPr>
+                <w:b/>
+                <w:bCs/>
+                <w:sz w:val="20"/>
+                <w:szCs w:val="20"/>
+              </w:rPr>
+              <w:t xml:space="preserve">Sheng plans a zoo visit using a map where exhibits sit at grid points. Explain how identifying WHAT the problem asks (his shortest route? total distance?) changes what you compute.</w:t>
+            </w:r>
+          </w:p>
+        </w:tc>
+        <w:tc>
+          <w:tcPr>
+            <w:tcW w:type="dxa" w:w="3560"/>
+            <w:tcMar>
+              <w:top w:type="dxa" w:w="80"/>
+              <w:left w:type="dxa" w:w="100"/>
+              <w:bottom w:type="dxa" w:w="80"/>
+              <w:right w:type="dxa" w:w="100"/>
+            </w:tcMar>
+            <w:vAlign w:val="top"/>
+          </w:tcPr>
+          <w:p>
+            <w:pPr>
+              <w:spacing w:after="40"/>
+            </w:pPr>
+            <w:r>
+              <w:rPr>
+                <w:b/>
+                <w:bCs/>
+                <w:color w:val="1FA6A2"/>
+                <w:sz w:val="19"/>
+                <w:szCs w:val="19"/>
+              </w:rPr>
+              <w:t xml:space="preserve">Solution:  </w:t>
+            </w:r>
+            <w:r>
+              <w:rPr>
+                <w:b/>
+                <w:bCs/>
+                <w:sz w:val="19"/>
+                <w:szCs w:val="19"/>
+              </w:rPr>
+              <w:t xml:space="preserve">Answers vary.</w:t>
+            </w:r>
+          </w:p>
+          <w:p>
+            <w:pPr>
+              <w:pBdr>
+                <w:bottom w:val="single" w:color="AFBECC" w:sz="6"/>
+              </w:pBdr>
+              <w:spacing w:after="30" w:before="150"/>
             </w:pPr>
             <w:r>
               <w:t xml:space="preserve"/>
@@ -4129,15 +5881,57 @@
           </w:p>
           <w:p>
             <w:pPr>
-              <w:spacing w:after="0" w:line="320"/>
+              <w:pBdr>
+                <w:bottom w:val="single" w:color="AFBECC" w:sz="6"/>
+              </w:pBdr>
+              <w:spacing w:after="30" w:before="150"/>
             </w:pPr>
             <w:r>
               <w:t xml:space="preserve"/>
             </w:r>
           </w:p>
-          <w:p>
-            <w:pPr>
-              <w:spacing w:after="0" w:line="320"/>
+        </w:tc>
+        <w:tc>
+          <w:tcPr>
+            <w:tcW w:type="dxa" w:w="3000"/>
+            <w:shd w:fill="FBF3E2" w:color="auto" w:val="clear"/>
+            <w:tcMar>
+              <w:top w:type="dxa" w:w="80"/>
+              <w:left w:type="dxa" w:w="100"/>
+              <w:bottom w:type="dxa" w:w="80"/>
+              <w:right w:type="dxa" w:w="100"/>
+            </w:tcMar>
+            <w:vAlign w:val="top"/>
+          </w:tcPr>
+          <w:p>
+            <w:pPr>
+              <w:spacing w:after="40"/>
+            </w:pPr>
+            <w:r>
+              <w:rPr>
+                <w:b/>
+                <w:bCs/>
+                <w:color w:val="12355B"/>
+                <w:sz w:val="19"/>
+                <w:szCs w:val="19"/>
+              </w:rPr>
+              <w:t xml:space="preserve">Because... </w:t>
+            </w:r>
+            <w:r>
+              <w:rPr>
+                <w:color w:val="AFBECC"/>
+                <w:sz w:val="19"/>
+                <w:szCs w:val="19"/>
+              </w:rPr>
+              <w:t xml:space="preserve">________________</w:t>
+            </w:r>
+          </w:p>
+          <w:p>
+            <w:pPr>
+              <w:pBdr>
+                <w:bottom w:val="single" w:color="AFBECC" w:sz="6"/>
+              </w:pBdr>
+              <w:spacing w:after="30" w:before="150"/>
             </w:pPr>
             <w:r>
               <w:t xml:space="preserve"/>
@@ -4145,7 +5939,67 @@
           </w:p>
           <w:p>
             <w:pPr>
-              <w:spacing w:after="0" w:line="320"/>
+              <w:spacing w:after="40" w:before="80"/>
+            </w:pPr>
+            <w:r>
+              <w:rPr>
+                <w:b/>
+                <w:bCs/>
+                <w:color w:val="6B4FA0"/>
+                <w:sz w:val="19"/>
+                <w:szCs w:val="19"/>
+              </w:rPr>
+              <w:t xml:space="preserve">Although... </w:t>
+            </w:r>
+            <w:r>
+              <w:rPr>
+                <w:color w:val="AFBECC"/>
+                <w:sz w:val="19"/>
+                <w:szCs w:val="19"/>
+              </w:rPr>
+              <w:t xml:space="preserve">_______________</w:t>
+            </w:r>
+          </w:p>
+          <w:p>
+            <w:pPr>
+              <w:pBdr>
+                <w:bottom w:val="single" w:color="AFBECC" w:sz="6"/>
+              </w:pBdr>
+              <w:spacing w:after="30" w:before="150"/>
+            </w:pPr>
+            <w:r>
+              <w:t xml:space="preserve"/>
+            </w:r>
+          </w:p>
+          <w:p>
+            <w:pPr>
+              <w:spacing w:after="40" w:before="80"/>
+            </w:pPr>
+            <w:r>
+              <w:rPr>
+                <w:b/>
+                <w:bCs/>
+                <w:color w:val="1FA6A2"/>
+                <w:sz w:val="19"/>
+                <w:szCs w:val="19"/>
+              </w:rPr>
+              <w:t xml:space="preserve">Therefore... </w:t>
+            </w:r>
+            <w:r>
+              <w:rPr>
+                <w:color w:val="AFBECC"/>
+                <w:sz w:val="19"/>
+                <w:szCs w:val="19"/>
+              </w:rPr>
+              <w:t xml:space="preserve">______________</w:t>
+            </w:r>
+          </w:p>
+          <w:p>
+            <w:pPr>
+              <w:pBdr>
+                <w:bottom w:val="single" w:color="AFBECC" w:sz="6"/>
+              </w:pBdr>
+              <w:spacing w:after="30" w:before="150"/>
             </w:pPr>
             <w:r>
               <w:t xml:space="preserve"/>
@@ -4154,6 +6008,14 @@
         </w:tc>
       </w:tr>
     </w:tbl>
+    <w:p>
+      <w:pPr>
+        <w:spacing w:after="80"/>
+      </w:pPr>
+      <w:r>
+        <w:t xml:space="preserve"/>
+      </w:r>
+    </w:p>
     <w:p>
       <w:pPr>
         <w:pStyle w:val="Heading1"/>
@@ -4272,6 +6134,149 @@
         <w:t xml:space="preserve"/>
       </w:r>
     </w:p>
+    <w:p>
+      <w:pPr>
+        <w:spacing w:after="60"/>
+      </w:pPr>
+      <w:r>
+        <w:t xml:space="preserve"/>
+      </w:r>
+    </w:p>
+    <w:tbl>
+      <w:tblPr>
+        <w:tblW w:type="dxa" w:w="9360"/>
+        <w:tblBorders>
+          <w:top w:val="single" w:color="C7D2DD" w:sz="6"/>
+          <w:left w:val="single" w:color="C7D2DD" w:sz="6"/>
+          <w:bottom w:val="single" w:color="C7D2DD" w:sz="6"/>
+          <w:right w:val="single" w:color="C7D2DD" w:sz="6"/>
+          <w:insideH w:val="single" w:color="C7D2DD" w:sz="6"/>
+          <w:insideV w:val="single" w:color="C7D2DD" w:sz="6"/>
+        </w:tblBorders>
+      </w:tblPr>
+      <w:tblGrid>
+        <w:gridCol w:w="3120"/>
+        <w:gridCol w:w="3120"/>
+        <w:gridCol w:w="3120"/>
+      </w:tblGrid>
+      <w:tr>
+        <w:trPr>
+          <w:cantSplit/>
+          <w:tblHeader/>
+        </w:trPr>
+        <w:tc>
+          <w:tcPr>
+            <w:tcW w:type="dxa" w:w="9360"/>
+            <w:gridSpan w:val="3"/>
+            <w:shd w:fill="EEF4F8" w:color="auto" w:val="clear"/>
+            <w:tcMar>
+              <w:top w:type="dxa" w:w="60"/>
+              <w:left w:type="dxa" w:w="100"/>
+              <w:bottom w:type="dxa" w:w="60"/>
+              <w:right w:type="dxa" w:w="100"/>
+            </w:tcMar>
+          </w:tcPr>
+          <w:p>
+            <w:pPr>
+              <w:spacing w:after="0"/>
+            </w:pPr>
+            <w:r>
+              <w:rPr>
+                <w:b/>
+                <w:bCs/>
+                <w:color w:val="12355B"/>
+                <w:sz w:val="18"/>
+                <w:szCs w:val="18"/>
+              </w:rPr>
+              <w:t xml:space="preserve">EXIT CHECK · 3-POINT SELF-ASSESSMENT CHECKLIST</w:t>
+            </w:r>
+          </w:p>
+        </w:tc>
+      </w:tr>
+      <w:tr>
+        <w:trPr>
+          <w:cantSplit/>
+        </w:trPr>
+        <w:tc>
+          <w:tcPr>
+            <w:tcW w:type="dxa" w:w="3120"/>
+            <w:tcMar>
+              <w:top w:type="dxa" w:w="80"/>
+              <w:left w:type="dxa" w:w="100"/>
+              <w:bottom w:type="dxa" w:w="80"/>
+              <w:right w:type="dxa" w:w="100"/>
+            </w:tcMar>
+          </w:tcPr>
+          <w:p>
+            <w:pPr>
+              <w:spacing w:after="0"/>
+            </w:pPr>
+            <w:r>
+              <w:rPr>
+                <w:b/>
+                <w:bCs/>
+                <w:color w:val="1A2733"/>
+                <w:sz w:val="18"/>
+                <w:szCs w:val="18"/>
+              </w:rPr>
+              <w:t xml:space="preserve">☐ 1. Units &amp; Labels Verified</w:t>
+            </w:r>
+          </w:p>
+        </w:tc>
+        <w:tc>
+          <w:tcPr>
+            <w:tcW w:type="dxa" w:w="3120"/>
+            <w:tcMar>
+              <w:top w:type="dxa" w:w="80"/>
+              <w:left w:type="dxa" w:w="100"/>
+              <w:bottom w:type="dxa" w:w="80"/>
+              <w:right w:type="dxa" w:w="100"/>
+            </w:tcMar>
+          </w:tcPr>
+          <w:p>
+            <w:pPr>
+              <w:spacing w:after="0"/>
+            </w:pPr>
+            <w:r>
+              <w:rPr>
+                <w:b/>
+                <w:bCs/>
+                <w:color w:val="1A2733"/>
+                <w:sz w:val="18"/>
+                <w:szCs w:val="18"/>
+              </w:rPr>
+              <w:t xml:space="preserve">☐ 2. Reasoning Stated (Because / Although / Therefore)</w:t>
+            </w:r>
+          </w:p>
+        </w:tc>
+        <w:tc>
+          <w:tcPr>
+            <w:tcW w:type="dxa" w:w="3120"/>
+            <w:tcMar>
+              <w:top w:type="dxa" w:w="80"/>
+              <w:left w:type="dxa" w:w="100"/>
+              <w:bottom w:type="dxa" w:w="80"/>
+              <w:right w:type="dxa" w:w="100"/>
+            </w:tcMar>
+          </w:tcPr>
+          <w:p>
+            <w:pPr>
+              <w:spacing w:after="0"/>
+            </w:pPr>
+            <w:r>
+              <w:rPr>
+                <w:b/>
+                <w:bCs/>
+                <w:color w:val="1A2733"/>
+                <w:sz w:val="18"/>
+                <w:szCs w:val="18"/>
+              </w:rPr>
+              <w:t xml:space="preserve">☐ 3. Calculations Double-Checked</w:t>
+            </w:r>
+          </w:p>
+        </w:tc>
+      </w:tr>
+    </w:tbl>
     <w:p>
       <w:pPr>
         <w:pStyle w:val="Heading1"/>
